--- a/TS-Kramam/TS-6.6/TS 6.6 Tamil Krama Paatam Corrections.docx
+++ b/TS-Kramam/TS-6.6/TS 6.6 Tamil Krama Paatam Corrections.docx
@@ -1,6 +1,6 @@
 
 <file path=word/document.xml><?xml version="1.0" encoding="utf-8"?>
-<w:document xmlns:wpc="http://schemas.microsoft.com/office/word/2010/wordprocessingCanvas" xmlns:cx="http://schemas.microsoft.com/office/drawing/2014/chartex" xmlns:cx1="http://schemas.microsoft.com/office/drawing/2015/9/8/chartex" xmlns:cx2="http://schemas.microsoft.com/office/drawing/2015/10/21/chartex" xmlns:cx3="http://schemas.microsoft.com/office/drawing/2016/5/9/chartex" xmlns:cx4="http://schemas.microsoft.com/office/drawing/2016/5/10/chartex" xmlns:cx5="http://schemas.microsoft.com/office/drawing/2016/5/11/chartex" xmlns:cx6="http://schemas.microsoft.com/office/drawing/2016/5/12/chartex" xmlns:cx7="http://schemas.microsoft.com/office/drawing/2016/5/13/chartex" xmlns:cx8="http://schemas.microsoft.com/office/drawing/2016/5/14/chartex" xmlns:mc="http://schemas.openxmlformats.org/markup-compatibility/2006" xmlns:aink="http://schemas.microsoft.com/office/drawing/2016/ink" xmlns:am3d="http://schemas.microsoft.com/office/drawing/2017/model3d" xmlns:o="urn:schemas-microsoft-com:office:office" xmlns:oel="http://schemas.microsoft.com/office/2019/extlst" xmlns:r="http://schemas.openxmlformats.org/officeDocument/2006/relationships" xmlns:m="http://schemas.openxmlformats.org/officeDocument/2006/math" xmlns:v="urn:schemas-microsoft-com:vml" xmlns:wp14="http://schemas.microsoft.com/office/word/2010/wordprocessingDrawing" xmlns:wp="http://schemas.openxmlformats.org/drawingml/2006/wordprocessingDrawing" xmlns:w10="urn:schemas-microsoft-com:office:word" xmlns:w="http://schemas.openxmlformats.org/wordprocessingml/2006/main" xmlns:w14="http://schemas.microsoft.com/office/word/2010/wordml" xmlns:w15="http://schemas.microsoft.com/office/word/2012/wordml" xmlns:w16cex="http://schemas.microsoft.com/office/word/2018/wordml/cex" xmlns:w16cid="http://schemas.microsoft.com/office/word/2016/wordml/cid" xmlns:w16="http://schemas.microsoft.com/office/word/2018/wordml" xmlns:w16sdtdh="http://schemas.microsoft.com/office/word/2020/wordml/sdtdatahash" xmlns:w16se="http://schemas.microsoft.com/office/word/2015/wordml/symex" xmlns:wpg="http://schemas.microsoft.com/office/word/2010/wordprocessingGroup" xmlns:wpi="http://schemas.microsoft.com/office/word/2010/wordprocessingInk" xmlns:wne="http://schemas.microsoft.com/office/word/2006/wordml" xmlns:wps="http://schemas.microsoft.com/office/word/2010/wordprocessingShape" mc:Ignorable="w14 w15 w16se w16cid w16 w16cex w16sdtdh wp14">
+<w:document xmlns:wpc="http://schemas.microsoft.com/office/word/2010/wordprocessingCanvas" xmlns:cx="http://schemas.microsoft.com/office/drawing/2014/chartex" xmlns:cx1="http://schemas.microsoft.com/office/drawing/2015/9/8/chartex" xmlns:cx2="http://schemas.microsoft.com/office/drawing/2015/10/21/chartex" xmlns:cx3="http://schemas.microsoft.com/office/drawing/2016/5/9/chartex" xmlns:cx4="http://schemas.microsoft.com/office/drawing/2016/5/10/chartex" xmlns:cx5="http://schemas.microsoft.com/office/drawing/2016/5/11/chartex" xmlns:cx6="http://schemas.microsoft.com/office/drawing/2016/5/12/chartex" xmlns:cx7="http://schemas.microsoft.com/office/drawing/2016/5/13/chartex" xmlns:cx8="http://schemas.microsoft.com/office/drawing/2016/5/14/chartex" xmlns:mc="http://schemas.openxmlformats.org/markup-compatibility/2006" xmlns:aink="http://schemas.microsoft.com/office/drawing/2016/ink" xmlns:am3d="http://schemas.microsoft.com/office/drawing/2017/model3d" xmlns:o="urn:schemas-microsoft-com:office:office" xmlns:oel="http://schemas.microsoft.com/office/2019/extlst" xmlns:r="http://schemas.openxmlformats.org/officeDocument/2006/relationships" xmlns:m="http://schemas.openxmlformats.org/officeDocument/2006/math" xmlns:v="urn:schemas-microsoft-com:vml" xmlns:wp14="http://schemas.microsoft.com/office/word/2010/wordprocessingDrawing" xmlns:wp="http://schemas.openxmlformats.org/drawingml/2006/wordprocessingDrawing" xmlns:w10="urn:schemas-microsoft-com:office:word" xmlns:w="http://schemas.openxmlformats.org/wordprocessingml/2006/main" xmlns:w14="http://schemas.microsoft.com/office/word/2010/wordml" xmlns:w15="http://schemas.microsoft.com/office/word/2012/wordml" xmlns:w16cex="http://schemas.microsoft.com/office/word/2018/wordml/cex" xmlns:w16cid="http://schemas.microsoft.com/office/word/2016/wordml/cid" xmlns:w16="http://schemas.microsoft.com/office/word/2018/wordml" xmlns:w16du="http://schemas.microsoft.com/office/word/2023/wordml/word16du" xmlns:w16sdtdh="http://schemas.microsoft.com/office/word/2020/wordml/sdtdatahash" xmlns:w16sdtfl="http://schemas.microsoft.com/office/word/2024/wordml/sdtformatlock" xmlns:w16se="http://schemas.microsoft.com/office/word/2015/wordml/symex" xmlns:wpg="http://schemas.microsoft.com/office/word/2010/wordprocessingGroup" xmlns:wpi="http://schemas.microsoft.com/office/word/2010/wordprocessingInk" xmlns:wne="http://schemas.microsoft.com/office/word/2006/wordml" xmlns:wps="http://schemas.microsoft.com/office/word/2010/wordprocessingShape" mc:Ignorable="w14 w15 w16se w16cid w16 w16cex w16sdtdh w16sdtfl w16du wp14">
   <w:body>
     <w:p>
       <w:pPr>
@@ -5244,7 +5244,6 @@
               </w:rPr>
               <w:t>…</w:t>
             </w:r>
-            <w:proofErr w:type="spellStart"/>
             <w:r>
               <w:rPr>
                 <w:rFonts w:ascii="BRH Devanagari Extra" w:hAnsi="BRH Devanagari Extra" w:cs="Latha"/>
@@ -5255,7 +5254,6 @@
               </w:rPr>
               <w:t>óè</w:t>
             </w:r>
-            <w:proofErr w:type="spellEnd"/>
             <w:r>
               <w:rPr>
                 <w:rFonts w:ascii="BRH Tamil Tab Extra" w:hAnsi="BRH Tamil Tab Extra" w:cs="Latha"/>
@@ -5374,7 +5372,6 @@
               </w:rPr>
               <w:t>…</w:t>
             </w:r>
-            <w:proofErr w:type="spellStart"/>
             <w:r>
               <w:rPr>
                 <w:rFonts w:ascii="BRH Devanagari Extra" w:hAnsi="BRH Devanagari Extra" w:cs="Latha"/>
@@ -5386,7 +5383,6 @@
               </w:rPr>
               <w:t>óè</w:t>
             </w:r>
-            <w:proofErr w:type="spellEnd"/>
             <w:r>
               <w:rPr>
                 <w:rFonts w:ascii="BRH Tamil Tab Extra" w:hAnsi="BRH Tamil Tab Extra" w:cs="Latha"/>
@@ -5457,7 +5453,6 @@
               </w:rPr>
               <w:t>…</w:t>
             </w:r>
-            <w:proofErr w:type="spellStart"/>
             <w:r>
               <w:rPr>
                 <w:rFonts w:ascii="BRH Devanagari Extra" w:hAnsi="BRH Devanagari Extra" w:cs="Latha"/>
@@ -5468,7 +5463,6 @@
               </w:rPr>
               <w:t>óè</w:t>
             </w:r>
-            <w:proofErr w:type="spellEnd"/>
             <w:r>
               <w:rPr>
                 <w:rFonts w:ascii="BRH Tamil Tab Extra" w:hAnsi="BRH Tamil Tab Extra" w:cs="Latha"/>
@@ -5554,7 +5548,6 @@
               </w:rPr>
               <w:t>…</w:t>
             </w:r>
-            <w:proofErr w:type="spellStart"/>
             <w:r>
               <w:rPr>
                 <w:rFonts w:ascii="BRH Devanagari Extra" w:hAnsi="BRH Devanagari Extra" w:cs="Latha"/>
@@ -5565,7 +5558,6 @@
               </w:rPr>
               <w:t>óè</w:t>
             </w:r>
-            <w:proofErr w:type="spellEnd"/>
             <w:r>
               <w:rPr>
                 <w:rFonts w:ascii="BRH Tamil Tab Extra" w:hAnsi="BRH Tamil Tab Extra" w:cs="Latha"/>
@@ -5762,7 +5754,6 @@
               </w:rPr>
               <w:t>…</w:t>
             </w:r>
-            <w:proofErr w:type="spellStart"/>
             <w:r>
               <w:rPr>
                 <w:rFonts w:ascii="BRH Devanagari Extra" w:hAnsi="BRH Devanagari Extra" w:cs="Latha"/>
@@ -5773,7 +5764,6 @@
               </w:rPr>
               <w:t>óè</w:t>
             </w:r>
-            <w:proofErr w:type="spellEnd"/>
             <w:r>
               <w:rPr>
                 <w:rFonts w:ascii="BRH Tamil Tab Extra" w:hAnsi="BRH Tamil Tab Extra" w:cs="Latha"/>
@@ -7741,7 +7731,16 @@
           <w:bCs/>
           <w:sz w:val="32"/>
         </w:rPr>
-        <w:t>replaced with</w:t>
+        <w:t xml:space="preserve">replaced </w:t>
+      </w:r>
+      <w:proofErr w:type="gramStart"/>
+      <w:r>
+        <w:rPr>
+          <w:b/>
+          <w:bCs/>
+          <w:sz w:val="32"/>
+        </w:rPr>
+        <w:t>with</w:t>
       </w:r>
       <w:r>
         <w:rPr>
@@ -7763,6 +7762,7 @@
         </w:rPr>
         <w:t>"</w:t>
       </w:r>
+      <w:proofErr w:type="gramEnd"/>
       <w:r>
         <w:rPr>
           <w:rFonts w:ascii="Latha" w:hAnsi="Latha" w:cs="Latha"/>
@@ -8196,7 +8196,7 @@
 </file>
 
 <file path=word/endnotes.xml><?xml version="1.0" encoding="utf-8"?>
-<w:endnotes xmlns:wpc="http://schemas.microsoft.com/office/word/2010/wordprocessingCanvas" xmlns:cx="http://schemas.microsoft.com/office/drawing/2014/chartex" xmlns:cx1="http://schemas.microsoft.com/office/drawing/2015/9/8/chartex" xmlns:cx2="http://schemas.microsoft.com/office/drawing/2015/10/21/chartex" xmlns:cx3="http://schemas.microsoft.com/office/drawing/2016/5/9/chartex" xmlns:cx4="http://schemas.microsoft.com/office/drawing/2016/5/10/chartex" xmlns:cx5="http://schemas.microsoft.com/office/drawing/2016/5/11/chartex" xmlns:cx6="http://schemas.microsoft.com/office/drawing/2016/5/12/chartex" xmlns:cx7="http://schemas.microsoft.com/office/drawing/2016/5/13/chartex" xmlns:cx8="http://schemas.microsoft.com/office/drawing/2016/5/14/chartex" xmlns:mc="http://schemas.openxmlformats.org/markup-compatibility/2006" xmlns:aink="http://schemas.microsoft.com/office/drawing/2016/ink" xmlns:am3d="http://schemas.microsoft.com/office/drawing/2017/model3d" xmlns:o="urn:schemas-microsoft-com:office:office" xmlns:oel="http://schemas.microsoft.com/office/2019/extlst" xmlns:r="http://schemas.openxmlformats.org/officeDocument/2006/relationships" xmlns:m="http://schemas.openxmlformats.org/officeDocument/2006/math" xmlns:v="urn:schemas-microsoft-com:vml" xmlns:wp14="http://schemas.microsoft.com/office/word/2010/wordprocessingDrawing" xmlns:wp="http://schemas.openxmlformats.org/drawingml/2006/wordprocessingDrawing" xmlns:w10="urn:schemas-microsoft-com:office:word" xmlns:w="http://schemas.openxmlformats.org/wordprocessingml/2006/main" xmlns:w14="http://schemas.microsoft.com/office/word/2010/wordml" xmlns:w15="http://schemas.microsoft.com/office/word/2012/wordml" xmlns:w16cex="http://schemas.microsoft.com/office/word/2018/wordml/cex" xmlns:w16cid="http://schemas.microsoft.com/office/word/2016/wordml/cid" xmlns:w16="http://schemas.microsoft.com/office/word/2018/wordml" xmlns:w16sdtdh="http://schemas.microsoft.com/office/word/2020/wordml/sdtdatahash" xmlns:w16se="http://schemas.microsoft.com/office/word/2015/wordml/symex" xmlns:wpg="http://schemas.microsoft.com/office/word/2010/wordprocessingGroup" xmlns:wpi="http://schemas.microsoft.com/office/word/2010/wordprocessingInk" xmlns:wne="http://schemas.microsoft.com/office/word/2006/wordml" xmlns:wps="http://schemas.microsoft.com/office/word/2010/wordprocessingShape" mc:Ignorable="w14 w15 w16se w16cid w16 w16cex w16sdtdh wp14">
+<w:endnotes xmlns:wpc="http://schemas.microsoft.com/office/word/2010/wordprocessingCanvas" xmlns:cx="http://schemas.microsoft.com/office/drawing/2014/chartex" xmlns:cx1="http://schemas.microsoft.com/office/drawing/2015/9/8/chartex" xmlns:cx2="http://schemas.microsoft.com/office/drawing/2015/10/21/chartex" xmlns:cx3="http://schemas.microsoft.com/office/drawing/2016/5/9/chartex" xmlns:cx4="http://schemas.microsoft.com/office/drawing/2016/5/10/chartex" xmlns:cx5="http://schemas.microsoft.com/office/drawing/2016/5/11/chartex" xmlns:cx6="http://schemas.microsoft.com/office/drawing/2016/5/12/chartex" xmlns:cx7="http://schemas.microsoft.com/office/drawing/2016/5/13/chartex" xmlns:cx8="http://schemas.microsoft.com/office/drawing/2016/5/14/chartex" xmlns:mc="http://schemas.openxmlformats.org/markup-compatibility/2006" xmlns:aink="http://schemas.microsoft.com/office/drawing/2016/ink" xmlns:am3d="http://schemas.microsoft.com/office/drawing/2017/model3d" xmlns:o="urn:schemas-microsoft-com:office:office" xmlns:oel="http://schemas.microsoft.com/office/2019/extlst" xmlns:r="http://schemas.openxmlformats.org/officeDocument/2006/relationships" xmlns:m="http://schemas.openxmlformats.org/officeDocument/2006/math" xmlns:v="urn:schemas-microsoft-com:vml" xmlns:wp14="http://schemas.microsoft.com/office/word/2010/wordprocessingDrawing" xmlns:wp="http://schemas.openxmlformats.org/drawingml/2006/wordprocessingDrawing" xmlns:w10="urn:schemas-microsoft-com:office:word" xmlns:w="http://schemas.openxmlformats.org/wordprocessingml/2006/main" xmlns:w14="http://schemas.microsoft.com/office/word/2010/wordml" xmlns:w15="http://schemas.microsoft.com/office/word/2012/wordml" xmlns:w16cex="http://schemas.microsoft.com/office/word/2018/wordml/cex" xmlns:w16cid="http://schemas.microsoft.com/office/word/2016/wordml/cid" xmlns:w16="http://schemas.microsoft.com/office/word/2018/wordml" xmlns:w16du="http://schemas.microsoft.com/office/word/2023/wordml/word16du" xmlns:w16sdtdh="http://schemas.microsoft.com/office/word/2020/wordml/sdtdatahash" xmlns:w16sdtfl="http://schemas.microsoft.com/office/word/2024/wordml/sdtformatlock" xmlns:w16se="http://schemas.microsoft.com/office/word/2015/wordml/symex" xmlns:wpg="http://schemas.microsoft.com/office/word/2010/wordprocessingGroup" xmlns:wpi="http://schemas.microsoft.com/office/word/2010/wordprocessingInk" xmlns:wne="http://schemas.microsoft.com/office/word/2006/wordml" xmlns:wps="http://schemas.microsoft.com/office/word/2010/wordprocessingShape" mc:Ignorable="w14 w15 w16se w16cid w16 w16cex w16sdtdh w16sdtfl w16du wp14">
   <w:endnote w:type="separator" w:id="-1">
     <w:p>
       <w:pPr>
@@ -8221,7 +8221,7 @@
 </file>
 
 <file path=word/footer1.xml><?xml version="1.0" encoding="utf-8"?>
-<w:ftr xmlns:wpc="http://schemas.microsoft.com/office/word/2010/wordprocessingCanvas" xmlns:cx="http://schemas.microsoft.com/office/drawing/2014/chartex" xmlns:cx1="http://schemas.microsoft.com/office/drawing/2015/9/8/chartex" xmlns:cx2="http://schemas.microsoft.com/office/drawing/2015/10/21/chartex" xmlns:cx3="http://schemas.microsoft.com/office/drawing/2016/5/9/chartex" xmlns:cx4="http://schemas.microsoft.com/office/drawing/2016/5/10/chartex" xmlns:cx5="http://schemas.microsoft.com/office/drawing/2016/5/11/chartex" xmlns:cx6="http://schemas.microsoft.com/office/drawing/2016/5/12/chartex" xmlns:cx7="http://schemas.microsoft.com/office/drawing/2016/5/13/chartex" xmlns:cx8="http://schemas.microsoft.com/office/drawing/2016/5/14/chartex" xmlns:mc="http://schemas.openxmlformats.org/markup-compatibility/2006" xmlns:aink="http://schemas.microsoft.com/office/drawing/2016/ink" xmlns:am3d="http://schemas.microsoft.com/office/drawing/2017/model3d" xmlns:o="urn:schemas-microsoft-com:office:office" xmlns:oel="http://schemas.microsoft.com/office/2019/extlst" xmlns:r="http://schemas.openxmlformats.org/officeDocument/2006/relationships" xmlns:m="http://schemas.openxmlformats.org/officeDocument/2006/math" xmlns:v="urn:schemas-microsoft-com:vml" xmlns:wp14="http://schemas.microsoft.com/office/word/2010/wordprocessingDrawing" xmlns:wp="http://schemas.openxmlformats.org/drawingml/2006/wordprocessingDrawing" xmlns:w10="urn:schemas-microsoft-com:office:word" xmlns:w="http://schemas.openxmlformats.org/wordprocessingml/2006/main" xmlns:w14="http://schemas.microsoft.com/office/word/2010/wordml" xmlns:w15="http://schemas.microsoft.com/office/word/2012/wordml" xmlns:w16cex="http://schemas.microsoft.com/office/word/2018/wordml/cex" xmlns:w16cid="http://schemas.microsoft.com/office/word/2016/wordml/cid" xmlns:w16="http://schemas.microsoft.com/office/word/2018/wordml" xmlns:w16sdtdh="http://schemas.microsoft.com/office/word/2020/wordml/sdtdatahash" xmlns:w16se="http://schemas.microsoft.com/office/word/2015/wordml/symex" xmlns:wpg="http://schemas.microsoft.com/office/word/2010/wordprocessingGroup" xmlns:wpi="http://schemas.microsoft.com/office/word/2010/wordprocessingInk" xmlns:wne="http://schemas.microsoft.com/office/word/2006/wordml" xmlns:wps="http://schemas.microsoft.com/office/word/2010/wordprocessingShape" mc:Ignorable="w14 w15 w16se w16cid w16 w16cex w16sdtdh wp14">
+<w:ftr xmlns:wpc="http://schemas.microsoft.com/office/word/2010/wordprocessingCanvas" xmlns:cx="http://schemas.microsoft.com/office/drawing/2014/chartex" xmlns:cx1="http://schemas.microsoft.com/office/drawing/2015/9/8/chartex" xmlns:cx2="http://schemas.microsoft.com/office/drawing/2015/10/21/chartex" xmlns:cx3="http://schemas.microsoft.com/office/drawing/2016/5/9/chartex" xmlns:cx4="http://schemas.microsoft.com/office/drawing/2016/5/10/chartex" xmlns:cx5="http://schemas.microsoft.com/office/drawing/2016/5/11/chartex" xmlns:cx6="http://schemas.microsoft.com/office/drawing/2016/5/12/chartex" xmlns:cx7="http://schemas.microsoft.com/office/drawing/2016/5/13/chartex" xmlns:cx8="http://schemas.microsoft.com/office/drawing/2016/5/14/chartex" xmlns:mc="http://schemas.openxmlformats.org/markup-compatibility/2006" xmlns:aink="http://schemas.microsoft.com/office/drawing/2016/ink" xmlns:am3d="http://schemas.microsoft.com/office/drawing/2017/model3d" xmlns:o="urn:schemas-microsoft-com:office:office" xmlns:oel="http://schemas.microsoft.com/office/2019/extlst" xmlns:r="http://schemas.openxmlformats.org/officeDocument/2006/relationships" xmlns:m="http://schemas.openxmlformats.org/officeDocument/2006/math" xmlns:v="urn:schemas-microsoft-com:vml" xmlns:wp14="http://schemas.microsoft.com/office/word/2010/wordprocessingDrawing" xmlns:wp="http://schemas.openxmlformats.org/drawingml/2006/wordprocessingDrawing" xmlns:w10="urn:schemas-microsoft-com:office:word" xmlns:w="http://schemas.openxmlformats.org/wordprocessingml/2006/main" xmlns:w14="http://schemas.microsoft.com/office/word/2010/wordml" xmlns:w15="http://schemas.microsoft.com/office/word/2012/wordml" xmlns:w16cex="http://schemas.microsoft.com/office/word/2018/wordml/cex" xmlns:w16cid="http://schemas.microsoft.com/office/word/2016/wordml/cid" xmlns:w16="http://schemas.microsoft.com/office/word/2018/wordml" xmlns:w16du="http://schemas.microsoft.com/office/word/2023/wordml/word16du" xmlns:w16sdtdh="http://schemas.microsoft.com/office/word/2020/wordml/sdtdatahash" xmlns:w16sdtfl="http://schemas.microsoft.com/office/word/2024/wordml/sdtformatlock" xmlns:w16se="http://schemas.microsoft.com/office/word/2015/wordml/symex" xmlns:wpg="http://schemas.microsoft.com/office/word/2010/wordprocessingGroup" xmlns:wpi="http://schemas.microsoft.com/office/word/2010/wordprocessingInk" xmlns:wne="http://schemas.microsoft.com/office/word/2006/wordml" xmlns:wps="http://schemas.microsoft.com/office/word/2010/wordprocessingShape" mc:Ignorable="w14 w15 w16se w16cid w16 w16cex w16sdtdh w16sdtfl w16du wp14">
   <w:p>
     <w:pPr>
       <w:pBdr>
@@ -8302,7 +8302,7 @@
       <w:tab/>
     </w:r>
     <w:r>
-      <w:tab/>
+      <w:t xml:space="preserve">           </w:t>
     </w:r>
     <w:r>
       <w:tab/>
@@ -8406,7 +8406,7 @@
 </file>
 
 <file path=word/footer2.xml><?xml version="1.0" encoding="utf-8"?>
-<w:ftr xmlns:wpc="http://schemas.microsoft.com/office/word/2010/wordprocessingCanvas" xmlns:cx="http://schemas.microsoft.com/office/drawing/2014/chartex" xmlns:cx1="http://schemas.microsoft.com/office/drawing/2015/9/8/chartex" xmlns:cx2="http://schemas.microsoft.com/office/drawing/2015/10/21/chartex" xmlns:cx3="http://schemas.microsoft.com/office/drawing/2016/5/9/chartex" xmlns:cx4="http://schemas.microsoft.com/office/drawing/2016/5/10/chartex" xmlns:cx5="http://schemas.microsoft.com/office/drawing/2016/5/11/chartex" xmlns:cx6="http://schemas.microsoft.com/office/drawing/2016/5/12/chartex" xmlns:cx7="http://schemas.microsoft.com/office/drawing/2016/5/13/chartex" xmlns:cx8="http://schemas.microsoft.com/office/drawing/2016/5/14/chartex" xmlns:mc="http://schemas.openxmlformats.org/markup-compatibility/2006" xmlns:aink="http://schemas.microsoft.com/office/drawing/2016/ink" xmlns:am3d="http://schemas.microsoft.com/office/drawing/2017/model3d" xmlns:o="urn:schemas-microsoft-com:office:office" xmlns:oel="http://schemas.microsoft.com/office/2019/extlst" xmlns:r="http://schemas.openxmlformats.org/officeDocument/2006/relationships" xmlns:m="http://schemas.openxmlformats.org/officeDocument/2006/math" xmlns:v="urn:schemas-microsoft-com:vml" xmlns:wp14="http://schemas.microsoft.com/office/word/2010/wordprocessingDrawing" xmlns:wp="http://schemas.openxmlformats.org/drawingml/2006/wordprocessingDrawing" xmlns:w10="urn:schemas-microsoft-com:office:word" xmlns:w="http://schemas.openxmlformats.org/wordprocessingml/2006/main" xmlns:w14="http://schemas.microsoft.com/office/word/2010/wordml" xmlns:w15="http://schemas.microsoft.com/office/word/2012/wordml" xmlns:w16cex="http://schemas.microsoft.com/office/word/2018/wordml/cex" xmlns:w16cid="http://schemas.microsoft.com/office/word/2016/wordml/cid" xmlns:w16="http://schemas.microsoft.com/office/word/2018/wordml" xmlns:w16sdtdh="http://schemas.microsoft.com/office/word/2020/wordml/sdtdatahash" xmlns:w16se="http://schemas.microsoft.com/office/word/2015/wordml/symex" xmlns:wpg="http://schemas.microsoft.com/office/word/2010/wordprocessingGroup" xmlns:wpi="http://schemas.microsoft.com/office/word/2010/wordprocessingInk" xmlns:wne="http://schemas.microsoft.com/office/word/2006/wordml" xmlns:wps="http://schemas.microsoft.com/office/word/2010/wordprocessingShape" mc:Ignorable="w14 w15 w16se w16cid w16 w16cex w16sdtdh wp14">
+<w:ftr xmlns:wpc="http://schemas.microsoft.com/office/word/2010/wordprocessingCanvas" xmlns:cx="http://schemas.microsoft.com/office/drawing/2014/chartex" xmlns:cx1="http://schemas.microsoft.com/office/drawing/2015/9/8/chartex" xmlns:cx2="http://schemas.microsoft.com/office/drawing/2015/10/21/chartex" xmlns:cx3="http://schemas.microsoft.com/office/drawing/2016/5/9/chartex" xmlns:cx4="http://schemas.microsoft.com/office/drawing/2016/5/10/chartex" xmlns:cx5="http://schemas.microsoft.com/office/drawing/2016/5/11/chartex" xmlns:cx6="http://schemas.microsoft.com/office/drawing/2016/5/12/chartex" xmlns:cx7="http://schemas.microsoft.com/office/drawing/2016/5/13/chartex" xmlns:cx8="http://schemas.microsoft.com/office/drawing/2016/5/14/chartex" xmlns:mc="http://schemas.openxmlformats.org/markup-compatibility/2006" xmlns:aink="http://schemas.microsoft.com/office/drawing/2016/ink" xmlns:am3d="http://schemas.microsoft.com/office/drawing/2017/model3d" xmlns:o="urn:schemas-microsoft-com:office:office" xmlns:oel="http://schemas.microsoft.com/office/2019/extlst" xmlns:r="http://schemas.openxmlformats.org/officeDocument/2006/relationships" xmlns:m="http://schemas.openxmlformats.org/officeDocument/2006/math" xmlns:v="urn:schemas-microsoft-com:vml" xmlns:wp14="http://schemas.microsoft.com/office/word/2010/wordprocessingDrawing" xmlns:wp="http://schemas.openxmlformats.org/drawingml/2006/wordprocessingDrawing" xmlns:w10="urn:schemas-microsoft-com:office:word" xmlns:w="http://schemas.openxmlformats.org/wordprocessingml/2006/main" xmlns:w14="http://schemas.microsoft.com/office/word/2010/wordml" xmlns:w15="http://schemas.microsoft.com/office/word/2012/wordml" xmlns:w16cex="http://schemas.microsoft.com/office/word/2018/wordml/cex" xmlns:w16cid="http://schemas.microsoft.com/office/word/2016/wordml/cid" xmlns:w16="http://schemas.microsoft.com/office/word/2018/wordml" xmlns:w16du="http://schemas.microsoft.com/office/word/2023/wordml/word16du" xmlns:w16sdtdh="http://schemas.microsoft.com/office/word/2020/wordml/sdtdatahash" xmlns:w16sdtfl="http://schemas.microsoft.com/office/word/2024/wordml/sdtformatlock" xmlns:w16se="http://schemas.microsoft.com/office/word/2015/wordml/symex" xmlns:wpg="http://schemas.microsoft.com/office/word/2010/wordprocessingGroup" xmlns:wpi="http://schemas.microsoft.com/office/word/2010/wordprocessingInk" xmlns:wne="http://schemas.microsoft.com/office/word/2006/wordml" xmlns:wps="http://schemas.microsoft.com/office/word/2010/wordprocessingShape" mc:Ignorable="w14 w15 w16se w16cid w16 w16cex w16sdtdh w16sdtfl w16du wp14">
   <w:p>
     <w:pPr>
       <w:pBdr>
@@ -8626,7 +8626,7 @@
 </file>
 
 <file path=word/footer3.xml><?xml version="1.0" encoding="utf-8"?>
-<w:ftr xmlns:wpc="http://schemas.microsoft.com/office/word/2010/wordprocessingCanvas" xmlns:cx="http://schemas.microsoft.com/office/drawing/2014/chartex" xmlns:cx1="http://schemas.microsoft.com/office/drawing/2015/9/8/chartex" xmlns:cx2="http://schemas.microsoft.com/office/drawing/2015/10/21/chartex" xmlns:cx3="http://schemas.microsoft.com/office/drawing/2016/5/9/chartex" xmlns:cx4="http://schemas.microsoft.com/office/drawing/2016/5/10/chartex" xmlns:cx5="http://schemas.microsoft.com/office/drawing/2016/5/11/chartex" xmlns:cx6="http://schemas.microsoft.com/office/drawing/2016/5/12/chartex" xmlns:cx7="http://schemas.microsoft.com/office/drawing/2016/5/13/chartex" xmlns:cx8="http://schemas.microsoft.com/office/drawing/2016/5/14/chartex" xmlns:mc="http://schemas.openxmlformats.org/markup-compatibility/2006" xmlns:aink="http://schemas.microsoft.com/office/drawing/2016/ink" xmlns:am3d="http://schemas.microsoft.com/office/drawing/2017/model3d" xmlns:o="urn:schemas-microsoft-com:office:office" xmlns:oel="http://schemas.microsoft.com/office/2019/extlst" xmlns:r="http://schemas.openxmlformats.org/officeDocument/2006/relationships" xmlns:m="http://schemas.openxmlformats.org/officeDocument/2006/math" xmlns:v="urn:schemas-microsoft-com:vml" xmlns:wp14="http://schemas.microsoft.com/office/word/2010/wordprocessingDrawing" xmlns:wp="http://schemas.openxmlformats.org/drawingml/2006/wordprocessingDrawing" xmlns:w10="urn:schemas-microsoft-com:office:word" xmlns:w="http://schemas.openxmlformats.org/wordprocessingml/2006/main" xmlns:w14="http://schemas.microsoft.com/office/word/2010/wordml" xmlns:w15="http://schemas.microsoft.com/office/word/2012/wordml" xmlns:w16cex="http://schemas.microsoft.com/office/word/2018/wordml/cex" xmlns:w16cid="http://schemas.microsoft.com/office/word/2016/wordml/cid" xmlns:w16="http://schemas.microsoft.com/office/word/2018/wordml" xmlns:w16sdtdh="http://schemas.microsoft.com/office/word/2020/wordml/sdtdatahash" xmlns:w16se="http://schemas.microsoft.com/office/word/2015/wordml/symex" xmlns:wpg="http://schemas.microsoft.com/office/word/2010/wordprocessingGroup" xmlns:wpi="http://schemas.microsoft.com/office/word/2010/wordprocessingInk" xmlns:wne="http://schemas.microsoft.com/office/word/2006/wordml" xmlns:wps="http://schemas.microsoft.com/office/word/2010/wordprocessingShape" mc:Ignorable="w14 w15 w16se w16cid w16 w16cex w16sdtdh wp14">
+<w:ftr xmlns:wpc="http://schemas.microsoft.com/office/word/2010/wordprocessingCanvas" xmlns:cx="http://schemas.microsoft.com/office/drawing/2014/chartex" xmlns:cx1="http://schemas.microsoft.com/office/drawing/2015/9/8/chartex" xmlns:cx2="http://schemas.microsoft.com/office/drawing/2015/10/21/chartex" xmlns:cx3="http://schemas.microsoft.com/office/drawing/2016/5/9/chartex" xmlns:cx4="http://schemas.microsoft.com/office/drawing/2016/5/10/chartex" xmlns:cx5="http://schemas.microsoft.com/office/drawing/2016/5/11/chartex" xmlns:cx6="http://schemas.microsoft.com/office/drawing/2016/5/12/chartex" xmlns:cx7="http://schemas.microsoft.com/office/drawing/2016/5/13/chartex" xmlns:cx8="http://schemas.microsoft.com/office/drawing/2016/5/14/chartex" xmlns:mc="http://schemas.openxmlformats.org/markup-compatibility/2006" xmlns:aink="http://schemas.microsoft.com/office/drawing/2016/ink" xmlns:am3d="http://schemas.microsoft.com/office/drawing/2017/model3d" xmlns:o="urn:schemas-microsoft-com:office:office" xmlns:oel="http://schemas.microsoft.com/office/2019/extlst" xmlns:r="http://schemas.openxmlformats.org/officeDocument/2006/relationships" xmlns:m="http://schemas.openxmlformats.org/officeDocument/2006/math" xmlns:v="urn:schemas-microsoft-com:vml" xmlns:wp14="http://schemas.microsoft.com/office/word/2010/wordprocessingDrawing" xmlns:wp="http://schemas.openxmlformats.org/drawingml/2006/wordprocessingDrawing" xmlns:w10="urn:schemas-microsoft-com:office:word" xmlns:w="http://schemas.openxmlformats.org/wordprocessingml/2006/main" xmlns:w14="http://schemas.microsoft.com/office/word/2010/wordml" xmlns:w15="http://schemas.microsoft.com/office/word/2012/wordml" xmlns:w16cex="http://schemas.microsoft.com/office/word/2018/wordml/cex" xmlns:w16cid="http://schemas.microsoft.com/office/word/2016/wordml/cid" xmlns:w16="http://schemas.microsoft.com/office/word/2018/wordml" xmlns:w16du="http://schemas.microsoft.com/office/word/2023/wordml/word16du" xmlns:w16sdtdh="http://schemas.microsoft.com/office/word/2020/wordml/sdtdatahash" xmlns:w16sdtfl="http://schemas.microsoft.com/office/word/2024/wordml/sdtformatlock" xmlns:w16se="http://schemas.microsoft.com/office/word/2015/wordml/symex" xmlns:wpg="http://schemas.microsoft.com/office/word/2010/wordprocessingGroup" xmlns:wpi="http://schemas.microsoft.com/office/word/2010/wordprocessingInk" xmlns:wne="http://schemas.microsoft.com/office/word/2006/wordml" xmlns:wps="http://schemas.microsoft.com/office/word/2010/wordprocessingShape" mc:Ignorable="w14 w15 w16se w16cid w16 w16cex w16sdtdh w16sdtfl w16du wp14">
   <w:p>
     <w:pPr>
       <w:pStyle w:val="Footer"/>
@@ -8636,7 +8636,7 @@
 </file>
 
 <file path=word/footnotes.xml><?xml version="1.0" encoding="utf-8"?>
-<w:footnotes xmlns:wpc="http://schemas.microsoft.com/office/word/2010/wordprocessingCanvas" xmlns:cx="http://schemas.microsoft.com/office/drawing/2014/chartex" xmlns:cx1="http://schemas.microsoft.com/office/drawing/2015/9/8/chartex" xmlns:cx2="http://schemas.microsoft.com/office/drawing/2015/10/21/chartex" xmlns:cx3="http://schemas.microsoft.com/office/drawing/2016/5/9/chartex" xmlns:cx4="http://schemas.microsoft.com/office/drawing/2016/5/10/chartex" xmlns:cx5="http://schemas.microsoft.com/office/drawing/2016/5/11/chartex" xmlns:cx6="http://schemas.microsoft.com/office/drawing/2016/5/12/chartex" xmlns:cx7="http://schemas.microsoft.com/office/drawing/2016/5/13/chartex" xmlns:cx8="http://schemas.microsoft.com/office/drawing/2016/5/14/chartex" xmlns:mc="http://schemas.openxmlformats.org/markup-compatibility/2006" xmlns:aink="http://schemas.microsoft.com/office/drawing/2016/ink" xmlns:am3d="http://schemas.microsoft.com/office/drawing/2017/model3d" xmlns:o="urn:schemas-microsoft-com:office:office" xmlns:oel="http://schemas.microsoft.com/office/2019/extlst" xmlns:r="http://schemas.openxmlformats.org/officeDocument/2006/relationships" xmlns:m="http://schemas.openxmlformats.org/officeDocument/2006/math" xmlns:v="urn:schemas-microsoft-com:vml" xmlns:wp14="http://schemas.microsoft.com/office/word/2010/wordprocessingDrawing" xmlns:wp="http://schemas.openxmlformats.org/drawingml/2006/wordprocessingDrawing" xmlns:w10="urn:schemas-microsoft-com:office:word" xmlns:w="http://schemas.openxmlformats.org/wordprocessingml/2006/main" xmlns:w14="http://schemas.microsoft.com/office/word/2010/wordml" xmlns:w15="http://schemas.microsoft.com/office/word/2012/wordml" xmlns:w16cex="http://schemas.microsoft.com/office/word/2018/wordml/cex" xmlns:w16cid="http://schemas.microsoft.com/office/word/2016/wordml/cid" xmlns:w16="http://schemas.microsoft.com/office/word/2018/wordml" xmlns:w16sdtdh="http://schemas.microsoft.com/office/word/2020/wordml/sdtdatahash" xmlns:w16se="http://schemas.microsoft.com/office/word/2015/wordml/symex" xmlns:wpg="http://schemas.microsoft.com/office/word/2010/wordprocessingGroup" xmlns:wpi="http://schemas.microsoft.com/office/word/2010/wordprocessingInk" xmlns:wne="http://schemas.microsoft.com/office/word/2006/wordml" xmlns:wps="http://schemas.microsoft.com/office/word/2010/wordprocessingShape" mc:Ignorable="w14 w15 w16se w16cid w16 w16cex w16sdtdh wp14">
+<w:footnotes xmlns:wpc="http://schemas.microsoft.com/office/word/2010/wordprocessingCanvas" xmlns:cx="http://schemas.microsoft.com/office/drawing/2014/chartex" xmlns:cx1="http://schemas.microsoft.com/office/drawing/2015/9/8/chartex" xmlns:cx2="http://schemas.microsoft.com/office/drawing/2015/10/21/chartex" xmlns:cx3="http://schemas.microsoft.com/office/drawing/2016/5/9/chartex" xmlns:cx4="http://schemas.microsoft.com/office/drawing/2016/5/10/chartex" xmlns:cx5="http://schemas.microsoft.com/office/drawing/2016/5/11/chartex" xmlns:cx6="http://schemas.microsoft.com/office/drawing/2016/5/12/chartex" xmlns:cx7="http://schemas.microsoft.com/office/drawing/2016/5/13/chartex" xmlns:cx8="http://schemas.microsoft.com/office/drawing/2016/5/14/chartex" xmlns:mc="http://schemas.openxmlformats.org/markup-compatibility/2006" xmlns:aink="http://schemas.microsoft.com/office/drawing/2016/ink" xmlns:am3d="http://schemas.microsoft.com/office/drawing/2017/model3d" xmlns:o="urn:schemas-microsoft-com:office:office" xmlns:oel="http://schemas.microsoft.com/office/2019/extlst" xmlns:r="http://schemas.openxmlformats.org/officeDocument/2006/relationships" xmlns:m="http://schemas.openxmlformats.org/officeDocument/2006/math" xmlns:v="urn:schemas-microsoft-com:vml" xmlns:wp14="http://schemas.microsoft.com/office/word/2010/wordprocessingDrawing" xmlns:wp="http://schemas.openxmlformats.org/drawingml/2006/wordprocessingDrawing" xmlns:w10="urn:schemas-microsoft-com:office:word" xmlns:w="http://schemas.openxmlformats.org/wordprocessingml/2006/main" xmlns:w14="http://schemas.microsoft.com/office/word/2010/wordml" xmlns:w15="http://schemas.microsoft.com/office/word/2012/wordml" xmlns:w16cex="http://schemas.microsoft.com/office/word/2018/wordml/cex" xmlns:w16cid="http://schemas.microsoft.com/office/word/2016/wordml/cid" xmlns:w16="http://schemas.microsoft.com/office/word/2018/wordml" xmlns:w16du="http://schemas.microsoft.com/office/word/2023/wordml/word16du" xmlns:w16sdtdh="http://schemas.microsoft.com/office/word/2020/wordml/sdtdatahash" xmlns:w16sdtfl="http://schemas.microsoft.com/office/word/2024/wordml/sdtformatlock" xmlns:w16se="http://schemas.microsoft.com/office/word/2015/wordml/symex" xmlns:wpg="http://schemas.microsoft.com/office/word/2010/wordprocessingGroup" xmlns:wpi="http://schemas.microsoft.com/office/word/2010/wordprocessingInk" xmlns:wne="http://schemas.microsoft.com/office/word/2006/wordml" xmlns:wps="http://schemas.microsoft.com/office/word/2010/wordprocessingShape" mc:Ignorable="w14 w15 w16se w16cid w16 w16cex w16sdtdh w16sdtfl w16du wp14">
   <w:footnote w:type="separator" w:id="-1">
     <w:p>
       <w:pPr>
@@ -8661,7 +8661,7 @@
 </file>
 
 <file path=word/header1.xml><?xml version="1.0" encoding="utf-8"?>
-<w:hdr xmlns:wpc="http://schemas.microsoft.com/office/word/2010/wordprocessingCanvas" xmlns:cx="http://schemas.microsoft.com/office/drawing/2014/chartex" xmlns:cx1="http://schemas.microsoft.com/office/drawing/2015/9/8/chartex" xmlns:cx2="http://schemas.microsoft.com/office/drawing/2015/10/21/chartex" xmlns:cx3="http://schemas.microsoft.com/office/drawing/2016/5/9/chartex" xmlns:cx4="http://schemas.microsoft.com/office/drawing/2016/5/10/chartex" xmlns:cx5="http://schemas.microsoft.com/office/drawing/2016/5/11/chartex" xmlns:cx6="http://schemas.microsoft.com/office/drawing/2016/5/12/chartex" xmlns:cx7="http://schemas.microsoft.com/office/drawing/2016/5/13/chartex" xmlns:cx8="http://schemas.microsoft.com/office/drawing/2016/5/14/chartex" xmlns:mc="http://schemas.openxmlformats.org/markup-compatibility/2006" xmlns:aink="http://schemas.microsoft.com/office/drawing/2016/ink" xmlns:am3d="http://schemas.microsoft.com/office/drawing/2017/model3d" xmlns:o="urn:schemas-microsoft-com:office:office" xmlns:oel="http://schemas.microsoft.com/office/2019/extlst" xmlns:r="http://schemas.openxmlformats.org/officeDocument/2006/relationships" xmlns:m="http://schemas.openxmlformats.org/officeDocument/2006/math" xmlns:v="urn:schemas-microsoft-com:vml" xmlns:wp14="http://schemas.microsoft.com/office/word/2010/wordprocessingDrawing" xmlns:wp="http://schemas.openxmlformats.org/drawingml/2006/wordprocessingDrawing" xmlns:w10="urn:schemas-microsoft-com:office:word" xmlns:w="http://schemas.openxmlformats.org/wordprocessingml/2006/main" xmlns:w14="http://schemas.microsoft.com/office/word/2010/wordml" xmlns:w15="http://schemas.microsoft.com/office/word/2012/wordml" xmlns:w16cex="http://schemas.microsoft.com/office/word/2018/wordml/cex" xmlns:w16cid="http://schemas.microsoft.com/office/word/2016/wordml/cid" xmlns:w16="http://schemas.microsoft.com/office/word/2018/wordml" xmlns:w16sdtdh="http://schemas.microsoft.com/office/word/2020/wordml/sdtdatahash" xmlns:w16se="http://schemas.microsoft.com/office/word/2015/wordml/symex" xmlns:wpg="http://schemas.microsoft.com/office/word/2010/wordprocessingGroup" xmlns:wpi="http://schemas.microsoft.com/office/word/2010/wordprocessingInk" xmlns:wne="http://schemas.microsoft.com/office/word/2006/wordml" xmlns:wps="http://schemas.microsoft.com/office/word/2010/wordprocessingShape" mc:Ignorable="w14 w15 w16se w16cid w16 w16cex w16sdtdh wp14">
+<w:hdr xmlns:wpc="http://schemas.microsoft.com/office/word/2010/wordprocessingCanvas" xmlns:cx="http://schemas.microsoft.com/office/drawing/2014/chartex" xmlns:cx1="http://schemas.microsoft.com/office/drawing/2015/9/8/chartex" xmlns:cx2="http://schemas.microsoft.com/office/drawing/2015/10/21/chartex" xmlns:cx3="http://schemas.microsoft.com/office/drawing/2016/5/9/chartex" xmlns:cx4="http://schemas.microsoft.com/office/drawing/2016/5/10/chartex" xmlns:cx5="http://schemas.microsoft.com/office/drawing/2016/5/11/chartex" xmlns:cx6="http://schemas.microsoft.com/office/drawing/2016/5/12/chartex" xmlns:cx7="http://schemas.microsoft.com/office/drawing/2016/5/13/chartex" xmlns:cx8="http://schemas.microsoft.com/office/drawing/2016/5/14/chartex" xmlns:mc="http://schemas.openxmlformats.org/markup-compatibility/2006" xmlns:aink="http://schemas.microsoft.com/office/drawing/2016/ink" xmlns:am3d="http://schemas.microsoft.com/office/drawing/2017/model3d" xmlns:o="urn:schemas-microsoft-com:office:office" xmlns:oel="http://schemas.microsoft.com/office/2019/extlst" xmlns:r="http://schemas.openxmlformats.org/officeDocument/2006/relationships" xmlns:m="http://schemas.openxmlformats.org/officeDocument/2006/math" xmlns:v="urn:schemas-microsoft-com:vml" xmlns:wp14="http://schemas.microsoft.com/office/word/2010/wordprocessingDrawing" xmlns:wp="http://schemas.openxmlformats.org/drawingml/2006/wordprocessingDrawing" xmlns:w10="urn:schemas-microsoft-com:office:word" xmlns:w="http://schemas.openxmlformats.org/wordprocessingml/2006/main" xmlns:w14="http://schemas.microsoft.com/office/word/2010/wordml" xmlns:w15="http://schemas.microsoft.com/office/word/2012/wordml" xmlns:w16cex="http://schemas.microsoft.com/office/word/2018/wordml/cex" xmlns:w16cid="http://schemas.microsoft.com/office/word/2016/wordml/cid" xmlns:w16="http://schemas.microsoft.com/office/word/2018/wordml" xmlns:w16du="http://schemas.microsoft.com/office/word/2023/wordml/word16du" xmlns:w16sdtdh="http://schemas.microsoft.com/office/word/2020/wordml/sdtdatahash" xmlns:w16sdtfl="http://schemas.microsoft.com/office/word/2024/wordml/sdtformatlock" xmlns:w16se="http://schemas.microsoft.com/office/word/2015/wordml/symex" xmlns:wpg="http://schemas.microsoft.com/office/word/2010/wordprocessingGroup" xmlns:wpi="http://schemas.microsoft.com/office/word/2010/wordprocessingInk" xmlns:wne="http://schemas.microsoft.com/office/word/2006/wordml" xmlns:wps="http://schemas.microsoft.com/office/word/2010/wordprocessingShape" mc:Ignorable="w14 w15 w16se w16cid w16 w16cex w16sdtdh w16sdtfl w16du wp14">
   <w:p>
     <w:pPr>
       <w:pStyle w:val="Header"/>
@@ -8674,7 +8674,7 @@
 </file>
 
 <file path=word/header2.xml><?xml version="1.0" encoding="utf-8"?>
-<w:hdr xmlns:wpc="http://schemas.microsoft.com/office/word/2010/wordprocessingCanvas" xmlns:cx="http://schemas.microsoft.com/office/drawing/2014/chartex" xmlns:cx1="http://schemas.microsoft.com/office/drawing/2015/9/8/chartex" xmlns:cx2="http://schemas.microsoft.com/office/drawing/2015/10/21/chartex" xmlns:cx3="http://schemas.microsoft.com/office/drawing/2016/5/9/chartex" xmlns:cx4="http://schemas.microsoft.com/office/drawing/2016/5/10/chartex" xmlns:cx5="http://schemas.microsoft.com/office/drawing/2016/5/11/chartex" xmlns:cx6="http://schemas.microsoft.com/office/drawing/2016/5/12/chartex" xmlns:cx7="http://schemas.microsoft.com/office/drawing/2016/5/13/chartex" xmlns:cx8="http://schemas.microsoft.com/office/drawing/2016/5/14/chartex" xmlns:mc="http://schemas.openxmlformats.org/markup-compatibility/2006" xmlns:aink="http://schemas.microsoft.com/office/drawing/2016/ink" xmlns:am3d="http://schemas.microsoft.com/office/drawing/2017/model3d" xmlns:o="urn:schemas-microsoft-com:office:office" xmlns:oel="http://schemas.microsoft.com/office/2019/extlst" xmlns:r="http://schemas.openxmlformats.org/officeDocument/2006/relationships" xmlns:m="http://schemas.openxmlformats.org/officeDocument/2006/math" xmlns:v="urn:schemas-microsoft-com:vml" xmlns:wp14="http://schemas.microsoft.com/office/word/2010/wordprocessingDrawing" xmlns:wp="http://schemas.openxmlformats.org/drawingml/2006/wordprocessingDrawing" xmlns:w10="urn:schemas-microsoft-com:office:word" xmlns:w="http://schemas.openxmlformats.org/wordprocessingml/2006/main" xmlns:w14="http://schemas.microsoft.com/office/word/2010/wordml" xmlns:w15="http://schemas.microsoft.com/office/word/2012/wordml" xmlns:w16cex="http://schemas.microsoft.com/office/word/2018/wordml/cex" xmlns:w16cid="http://schemas.microsoft.com/office/word/2016/wordml/cid" xmlns:w16="http://schemas.microsoft.com/office/word/2018/wordml" xmlns:w16sdtdh="http://schemas.microsoft.com/office/word/2020/wordml/sdtdatahash" xmlns:w16se="http://schemas.microsoft.com/office/word/2015/wordml/symex" xmlns:wpg="http://schemas.microsoft.com/office/word/2010/wordprocessingGroup" xmlns:wpi="http://schemas.microsoft.com/office/word/2010/wordprocessingInk" xmlns:wne="http://schemas.microsoft.com/office/word/2006/wordml" xmlns:wps="http://schemas.microsoft.com/office/word/2010/wordprocessingShape" mc:Ignorable="w14 w15 w16se w16cid w16 w16cex w16sdtdh wp14">
+<w:hdr xmlns:wpc="http://schemas.microsoft.com/office/word/2010/wordprocessingCanvas" xmlns:cx="http://schemas.microsoft.com/office/drawing/2014/chartex" xmlns:cx1="http://schemas.microsoft.com/office/drawing/2015/9/8/chartex" xmlns:cx2="http://schemas.microsoft.com/office/drawing/2015/10/21/chartex" xmlns:cx3="http://schemas.microsoft.com/office/drawing/2016/5/9/chartex" xmlns:cx4="http://schemas.microsoft.com/office/drawing/2016/5/10/chartex" xmlns:cx5="http://schemas.microsoft.com/office/drawing/2016/5/11/chartex" xmlns:cx6="http://schemas.microsoft.com/office/drawing/2016/5/12/chartex" xmlns:cx7="http://schemas.microsoft.com/office/drawing/2016/5/13/chartex" xmlns:cx8="http://schemas.microsoft.com/office/drawing/2016/5/14/chartex" xmlns:mc="http://schemas.openxmlformats.org/markup-compatibility/2006" xmlns:aink="http://schemas.microsoft.com/office/drawing/2016/ink" xmlns:am3d="http://schemas.microsoft.com/office/drawing/2017/model3d" xmlns:o="urn:schemas-microsoft-com:office:office" xmlns:oel="http://schemas.microsoft.com/office/2019/extlst" xmlns:r="http://schemas.openxmlformats.org/officeDocument/2006/relationships" xmlns:m="http://schemas.openxmlformats.org/officeDocument/2006/math" xmlns:v="urn:schemas-microsoft-com:vml" xmlns:wp14="http://schemas.microsoft.com/office/word/2010/wordprocessingDrawing" xmlns:wp="http://schemas.openxmlformats.org/drawingml/2006/wordprocessingDrawing" xmlns:w10="urn:schemas-microsoft-com:office:word" xmlns:w="http://schemas.openxmlformats.org/wordprocessingml/2006/main" xmlns:w14="http://schemas.microsoft.com/office/word/2010/wordml" xmlns:w15="http://schemas.microsoft.com/office/word/2012/wordml" xmlns:w16cex="http://schemas.microsoft.com/office/word/2018/wordml/cex" xmlns:w16cid="http://schemas.microsoft.com/office/word/2016/wordml/cid" xmlns:w16="http://schemas.microsoft.com/office/word/2018/wordml" xmlns:w16du="http://schemas.microsoft.com/office/word/2023/wordml/word16du" xmlns:w16sdtdh="http://schemas.microsoft.com/office/word/2020/wordml/sdtdatahash" xmlns:w16sdtfl="http://schemas.microsoft.com/office/word/2024/wordml/sdtformatlock" xmlns:w16se="http://schemas.microsoft.com/office/word/2015/wordml/symex" xmlns:wpg="http://schemas.microsoft.com/office/word/2010/wordprocessingGroup" xmlns:wpi="http://schemas.microsoft.com/office/word/2010/wordprocessingInk" xmlns:wne="http://schemas.microsoft.com/office/word/2006/wordml" xmlns:wps="http://schemas.microsoft.com/office/word/2010/wordprocessingShape" mc:Ignorable="w14 w15 w16se w16cid w16 w16cex w16sdtdh w16sdtfl w16du wp14">
   <w:p>
     <w:pPr>
       <w:pStyle w:val="Header"/>
@@ -8687,7 +8687,7 @@
 </file>
 
 <file path=word/header3.xml><?xml version="1.0" encoding="utf-8"?>
-<w:hdr xmlns:wpc="http://schemas.microsoft.com/office/word/2010/wordprocessingCanvas" xmlns:cx="http://schemas.microsoft.com/office/drawing/2014/chartex" xmlns:cx1="http://schemas.microsoft.com/office/drawing/2015/9/8/chartex" xmlns:cx2="http://schemas.microsoft.com/office/drawing/2015/10/21/chartex" xmlns:cx3="http://schemas.microsoft.com/office/drawing/2016/5/9/chartex" xmlns:cx4="http://schemas.microsoft.com/office/drawing/2016/5/10/chartex" xmlns:cx5="http://schemas.microsoft.com/office/drawing/2016/5/11/chartex" xmlns:cx6="http://schemas.microsoft.com/office/drawing/2016/5/12/chartex" xmlns:cx7="http://schemas.microsoft.com/office/drawing/2016/5/13/chartex" xmlns:cx8="http://schemas.microsoft.com/office/drawing/2016/5/14/chartex" xmlns:mc="http://schemas.openxmlformats.org/markup-compatibility/2006" xmlns:aink="http://schemas.microsoft.com/office/drawing/2016/ink" xmlns:am3d="http://schemas.microsoft.com/office/drawing/2017/model3d" xmlns:o="urn:schemas-microsoft-com:office:office" xmlns:oel="http://schemas.microsoft.com/office/2019/extlst" xmlns:r="http://schemas.openxmlformats.org/officeDocument/2006/relationships" xmlns:m="http://schemas.openxmlformats.org/officeDocument/2006/math" xmlns:v="urn:schemas-microsoft-com:vml" xmlns:wp14="http://schemas.microsoft.com/office/word/2010/wordprocessingDrawing" xmlns:wp="http://schemas.openxmlformats.org/drawingml/2006/wordprocessingDrawing" xmlns:w10="urn:schemas-microsoft-com:office:word" xmlns:w="http://schemas.openxmlformats.org/wordprocessingml/2006/main" xmlns:w14="http://schemas.microsoft.com/office/word/2010/wordml" xmlns:w15="http://schemas.microsoft.com/office/word/2012/wordml" xmlns:w16cex="http://schemas.microsoft.com/office/word/2018/wordml/cex" xmlns:w16cid="http://schemas.microsoft.com/office/word/2016/wordml/cid" xmlns:w16="http://schemas.microsoft.com/office/word/2018/wordml" xmlns:w16sdtdh="http://schemas.microsoft.com/office/word/2020/wordml/sdtdatahash" xmlns:w16se="http://schemas.microsoft.com/office/word/2015/wordml/symex" xmlns:wpg="http://schemas.microsoft.com/office/word/2010/wordprocessingGroup" xmlns:wpi="http://schemas.microsoft.com/office/word/2010/wordprocessingInk" xmlns:wne="http://schemas.microsoft.com/office/word/2006/wordml" xmlns:wps="http://schemas.microsoft.com/office/word/2010/wordprocessingShape" mc:Ignorable="w14 w15 w16se w16cid w16 w16cex w16sdtdh wp14">
+<w:hdr xmlns:wpc="http://schemas.microsoft.com/office/word/2010/wordprocessingCanvas" xmlns:cx="http://schemas.microsoft.com/office/drawing/2014/chartex" xmlns:cx1="http://schemas.microsoft.com/office/drawing/2015/9/8/chartex" xmlns:cx2="http://schemas.microsoft.com/office/drawing/2015/10/21/chartex" xmlns:cx3="http://schemas.microsoft.com/office/drawing/2016/5/9/chartex" xmlns:cx4="http://schemas.microsoft.com/office/drawing/2016/5/10/chartex" xmlns:cx5="http://schemas.microsoft.com/office/drawing/2016/5/11/chartex" xmlns:cx6="http://schemas.microsoft.com/office/drawing/2016/5/12/chartex" xmlns:cx7="http://schemas.microsoft.com/office/drawing/2016/5/13/chartex" xmlns:cx8="http://schemas.microsoft.com/office/drawing/2016/5/14/chartex" xmlns:mc="http://schemas.openxmlformats.org/markup-compatibility/2006" xmlns:aink="http://schemas.microsoft.com/office/drawing/2016/ink" xmlns:am3d="http://schemas.microsoft.com/office/drawing/2017/model3d" xmlns:o="urn:schemas-microsoft-com:office:office" xmlns:oel="http://schemas.microsoft.com/office/2019/extlst" xmlns:r="http://schemas.openxmlformats.org/officeDocument/2006/relationships" xmlns:m="http://schemas.openxmlformats.org/officeDocument/2006/math" xmlns:v="urn:schemas-microsoft-com:vml" xmlns:wp14="http://schemas.microsoft.com/office/word/2010/wordprocessingDrawing" xmlns:wp="http://schemas.openxmlformats.org/drawingml/2006/wordprocessingDrawing" xmlns:w10="urn:schemas-microsoft-com:office:word" xmlns:w="http://schemas.openxmlformats.org/wordprocessingml/2006/main" xmlns:w14="http://schemas.microsoft.com/office/word/2010/wordml" xmlns:w15="http://schemas.microsoft.com/office/word/2012/wordml" xmlns:w16cex="http://schemas.microsoft.com/office/word/2018/wordml/cex" xmlns:w16cid="http://schemas.microsoft.com/office/word/2016/wordml/cid" xmlns:w16="http://schemas.microsoft.com/office/word/2018/wordml" xmlns:w16du="http://schemas.microsoft.com/office/word/2023/wordml/word16du" xmlns:w16sdtdh="http://schemas.microsoft.com/office/word/2020/wordml/sdtdatahash" xmlns:w16sdtfl="http://schemas.microsoft.com/office/word/2024/wordml/sdtformatlock" xmlns:w16se="http://schemas.microsoft.com/office/word/2015/wordml/symex" xmlns:wpg="http://schemas.microsoft.com/office/word/2010/wordprocessingGroup" xmlns:wpi="http://schemas.microsoft.com/office/word/2010/wordprocessingInk" xmlns:wne="http://schemas.microsoft.com/office/word/2006/wordml" xmlns:wps="http://schemas.microsoft.com/office/word/2010/wordprocessingShape" mc:Ignorable="w14 w15 w16se w16cid w16 w16cex w16sdtdh w16sdtfl w16du wp14">
   <w:p>
     <w:pPr>
       <w:pStyle w:val="Header"/>
@@ -8697,7 +8697,7 @@
 </file>
 
 <file path=word/styles.xml><?xml version="1.0" encoding="utf-8"?>
-<w:styles xmlns:mc="http://schemas.openxmlformats.org/markup-compatibility/2006" xmlns:r="http://schemas.openxmlformats.org/officeDocument/2006/relationships" xmlns:w="http://schemas.openxmlformats.org/wordprocessingml/2006/main" xmlns:w14="http://schemas.microsoft.com/office/word/2010/wordml" xmlns:w15="http://schemas.microsoft.com/office/word/2012/wordml" xmlns:w16cex="http://schemas.microsoft.com/office/word/2018/wordml/cex" xmlns:w16cid="http://schemas.microsoft.com/office/word/2016/wordml/cid" xmlns:w16="http://schemas.microsoft.com/office/word/2018/wordml" xmlns:w16sdtdh="http://schemas.microsoft.com/office/word/2020/wordml/sdtdatahash" xmlns:w16se="http://schemas.microsoft.com/office/word/2015/wordml/symex" mc:Ignorable="w14 w15 w16se w16cid w16 w16cex w16sdtdh">
+<w:styles xmlns:mc="http://schemas.openxmlformats.org/markup-compatibility/2006" xmlns:r="http://schemas.openxmlformats.org/officeDocument/2006/relationships" xmlns:w="http://schemas.openxmlformats.org/wordprocessingml/2006/main" xmlns:w14="http://schemas.microsoft.com/office/word/2010/wordml" xmlns:w15="http://schemas.microsoft.com/office/word/2012/wordml" xmlns:w16cex="http://schemas.microsoft.com/office/word/2018/wordml/cex" xmlns:w16cid="http://schemas.microsoft.com/office/word/2016/wordml/cid" xmlns:w16="http://schemas.microsoft.com/office/word/2018/wordml" xmlns:w16du="http://schemas.microsoft.com/office/word/2023/wordml/word16du" xmlns:w16sdtdh="http://schemas.microsoft.com/office/word/2020/wordml/sdtdatahash" xmlns:w16sdtfl="http://schemas.microsoft.com/office/word/2024/wordml/sdtformatlock" xmlns:w16se="http://schemas.microsoft.com/office/word/2015/wordml/symex" mc:Ignorable="w14 w15 w16se w16cid w16 w16cex w16sdtdh w16sdtfl w16du">
   <w:docDefaults>
     <w:rPrDefault>
       <w:rPr>

--- a/TS-Kramam/TS-6.6/TS 6.6 Tamil Krama Paatam Corrections.docx
+++ b/TS-Kramam/TS-6.6/TS 6.6 Tamil Krama Paatam Corrections.docx
@@ -21,6 +21,3014 @@
           <w:szCs w:val="32"/>
           <w:u w:val="single"/>
         </w:rPr>
+        <w:t xml:space="preserve">TS </w:t>
+      </w:r>
+      <w:r>
+        <w:rPr>
+          <w:b/>
+          <w:bCs/>
+          <w:sz w:val="32"/>
+          <w:szCs w:val="32"/>
+          <w:u w:val="single"/>
+        </w:rPr>
+        <w:t>Krama</w:t>
+      </w:r>
+      <w:r>
+        <w:rPr>
+          <w:b/>
+          <w:bCs/>
+          <w:sz w:val="32"/>
+          <w:szCs w:val="32"/>
+          <w:u w:val="single"/>
+        </w:rPr>
+        <w:t xml:space="preserve"> Paatam – TS </w:t>
+      </w:r>
+      <w:r>
+        <w:rPr>
+          <w:b/>
+          <w:bCs/>
+          <w:sz w:val="32"/>
+          <w:szCs w:val="32"/>
+          <w:u w:val="single"/>
+        </w:rPr>
+        <w:t>6.6 Tamil</w:t>
+      </w:r>
+      <w:r>
+        <w:rPr>
+          <w:b/>
+          <w:bCs/>
+          <w:sz w:val="32"/>
+          <w:szCs w:val="32"/>
+          <w:u w:val="single"/>
+        </w:rPr>
+        <w:t xml:space="preserve"> Corrections –</w:t>
+      </w:r>
+      <w:r>
+        <w:rPr>
+          <w:b/>
+          <w:bCs/>
+          <w:sz w:val="32"/>
+          <w:szCs w:val="32"/>
+          <w:u w:val="single"/>
+        </w:rPr>
+        <w:t xml:space="preserve"> </w:t>
+      </w:r>
+      <w:r>
+        <w:rPr>
+          <w:b/>
+          <w:bCs/>
+          <w:sz w:val="32"/>
+          <w:szCs w:val="32"/>
+          <w:u w:val="single"/>
+        </w:rPr>
+        <w:t xml:space="preserve">Observed till </w:t>
+      </w:r>
+      <w:r>
+        <w:rPr>
+          <w:b/>
+          <w:bCs/>
+          <w:sz w:val="32"/>
+          <w:szCs w:val="32"/>
+          <w:u w:val="single"/>
+        </w:rPr>
+        <w:t>x</w:t>
+      </w:r>
+      <w:r>
+        <w:rPr>
+          <w:b/>
+          <w:bCs/>
+          <w:color w:val="EE0000"/>
+          <w:sz w:val="32"/>
+          <w:szCs w:val="32"/>
+          <w:highlight w:val="yellow"/>
+          <w:u w:val="single"/>
+        </w:rPr>
+        <w:t>xxxxxxxxx</w:t>
+      </w:r>
+    </w:p>
+    <w:p>
+      <w:pPr>
+        <w:jc w:val="center"/>
+        <w:rPr>
+          <w:b/>
+          <w:bCs/>
+        </w:rPr>
+      </w:pPr>
+      <w:r>
+        <w:rPr>
+          <w:b/>
+          <w:bCs/>
+        </w:rPr>
+        <w:t>(ignore those which are already incorporated in your book’s version and date)</w:t>
+      </w:r>
+    </w:p>
+    <w:tbl>
+      <w:tblPr>
+        <w:tblW w:w="13835" w:type="dxa"/>
+        <w:tblInd w:w="-792" w:type="dxa"/>
+        <w:tblBorders>
+          <w:top w:val="single" w:sz="4" w:space="0" w:color="000000"/>
+          <w:left w:val="single" w:sz="4" w:space="0" w:color="000000"/>
+          <w:bottom w:val="single" w:sz="4" w:space="0" w:color="000000"/>
+          <w:right w:val="single" w:sz="4" w:space="0" w:color="000000"/>
+          <w:insideH w:val="single" w:sz="4" w:space="0" w:color="000000"/>
+          <w:insideV w:val="single" w:sz="4" w:space="0" w:color="000000"/>
+        </w:tblBorders>
+        <w:tblLook w:val="04A0" w:firstRow="1" w:lastRow="0" w:firstColumn="1" w:lastColumn="0" w:noHBand="0" w:noVBand="1"/>
+      </w:tblPr>
+      <w:tblGrid>
+        <w:gridCol w:w="3877"/>
+        <w:gridCol w:w="4738"/>
+        <w:gridCol w:w="5220"/>
+      </w:tblGrid>
+      <w:tr>
+        <w:tc>
+          <w:tcPr>
+            <w:tcW w:w="3877" w:type="dxa"/>
+          </w:tcPr>
+          <w:p>
+            <w:pPr>
+              <w:spacing w:before="0" w:line="240" w:lineRule="auto"/>
+              <w:jc w:val="center"/>
+              <w:rPr>
+                <w:b/>
+                <w:bCs/>
+                <w:sz w:val="32"/>
+                <w:szCs w:val="32"/>
+              </w:rPr>
+            </w:pPr>
+            <w:r>
+              <w:rPr>
+                <w:b/>
+                <w:bCs/>
+                <w:sz w:val="32"/>
+                <w:szCs w:val="32"/>
+              </w:rPr>
+              <w:t>Section, Paragraph</w:t>
+            </w:r>
+          </w:p>
+          <w:p>
+            <w:pPr>
+              <w:spacing w:before="0" w:line="240" w:lineRule="auto"/>
+              <w:jc w:val="center"/>
+              <w:rPr>
+                <w:b/>
+                <w:bCs/>
+                <w:sz w:val="32"/>
+                <w:szCs w:val="32"/>
+              </w:rPr>
+            </w:pPr>
+            <w:r>
+              <w:rPr>
+                <w:b/>
+                <w:bCs/>
+                <w:sz w:val="32"/>
+                <w:szCs w:val="32"/>
+              </w:rPr>
+              <w:t>Reference</w:t>
+            </w:r>
+          </w:p>
+        </w:tc>
+        <w:tc>
+          <w:tcPr>
+            <w:tcW w:w="4738" w:type="dxa"/>
+          </w:tcPr>
+          <w:p>
+            <w:pPr>
+              <w:spacing w:before="0" w:line="240" w:lineRule="auto"/>
+              <w:jc w:val="center"/>
+              <w:rPr>
+                <w:b/>
+                <w:bCs/>
+                <w:sz w:val="32"/>
+                <w:szCs w:val="32"/>
+              </w:rPr>
+            </w:pPr>
+            <w:r>
+              <w:rPr>
+                <w:b/>
+                <w:bCs/>
+                <w:sz w:val="32"/>
+                <w:szCs w:val="32"/>
+              </w:rPr>
+              <w:t>As Printed</w:t>
+            </w:r>
+          </w:p>
+        </w:tc>
+        <w:tc>
+          <w:tcPr>
+            <w:tcW w:w="5220" w:type="dxa"/>
+          </w:tcPr>
+          <w:p>
+            <w:pPr>
+              <w:spacing w:before="0" w:line="240" w:lineRule="auto"/>
+              <w:ind w:right="-18"/>
+              <w:jc w:val="center"/>
+              <w:rPr>
+                <w:b/>
+                <w:bCs/>
+                <w:sz w:val="32"/>
+                <w:szCs w:val="32"/>
+              </w:rPr>
+            </w:pPr>
+            <w:r>
+              <w:rPr>
+                <w:b/>
+                <w:bCs/>
+                <w:sz w:val="32"/>
+                <w:szCs w:val="32"/>
+              </w:rPr>
+              <w:t>To be read as or corrected as</w:t>
+            </w:r>
+          </w:p>
+        </w:tc>
+      </w:tr>
+      <w:tr>
+        <w:trPr>
+          <w:trHeight w:val="1389"/>
+        </w:trPr>
+        <w:tc>
+          <w:tcPr>
+            <w:tcW w:w="3877" w:type="dxa"/>
+          </w:tcPr>
+          <w:p>
+            <w:pPr>
+              <w:widowControl w:val="0"/>
+              <w:tabs>
+                <w:tab w:val="left" w:pos="993"/>
+              </w:tabs>
+              <w:autoSpaceDE w:val="0"/>
+              <w:autoSpaceDN w:val="0"/>
+              <w:adjustRightInd w:val="0"/>
+              <w:spacing w:before="0" w:line="252" w:lineRule="auto"/>
+              <w:ind w:right="297"/>
+              <w:rPr>
+                <w:rFonts w:cs="Arial"/>
+                <w:b/>
+                <w:sz w:val="28"/>
+                <w:szCs w:val="28"/>
+              </w:rPr>
+            </w:pPr>
+            <w:r>
+              <w:rPr>
+                <w:rFonts w:cs="Arial"/>
+                <w:b/>
+                <w:sz w:val="28"/>
+                <w:szCs w:val="28"/>
+              </w:rPr>
+              <w:t>T.S.6.6.</w:t>
+            </w:r>
+            <w:r>
+              <w:rPr>
+                <w:rFonts w:cs="Arial"/>
+                <w:b/>
+                <w:sz w:val="28"/>
+                <w:szCs w:val="28"/>
+              </w:rPr>
+              <w:t>2</w:t>
+            </w:r>
+            <w:r>
+              <w:rPr>
+                <w:rFonts w:cs="Arial"/>
+                <w:b/>
+                <w:sz w:val="28"/>
+                <w:szCs w:val="28"/>
+              </w:rPr>
+              <w:t>.</w:t>
+            </w:r>
+            <w:r>
+              <w:rPr>
+                <w:rFonts w:cs="Arial"/>
+                <w:b/>
+                <w:sz w:val="28"/>
+                <w:szCs w:val="28"/>
+              </w:rPr>
+              <w:t>3</w:t>
+            </w:r>
+            <w:r>
+              <w:rPr>
+                <w:rFonts w:cs="Arial"/>
+                <w:b/>
+                <w:sz w:val="28"/>
+                <w:szCs w:val="28"/>
+              </w:rPr>
+              <w:t xml:space="preserve"> – Kramam</w:t>
+            </w:r>
+          </w:p>
+          <w:p>
+            <w:pPr>
+              <w:widowControl w:val="0"/>
+              <w:tabs>
+                <w:tab w:val="left" w:pos="993"/>
+              </w:tabs>
+              <w:autoSpaceDE w:val="0"/>
+              <w:autoSpaceDN w:val="0"/>
+              <w:adjustRightInd w:val="0"/>
+              <w:spacing w:before="0" w:line="252" w:lineRule="auto"/>
+              <w:ind w:right="297"/>
+              <w:rPr>
+                <w:rFonts w:cs="Arial"/>
+                <w:b/>
+                <w:sz w:val="28"/>
+                <w:szCs w:val="28"/>
+              </w:rPr>
+            </w:pPr>
+            <w:r>
+              <w:rPr>
+                <w:rFonts w:cs="Arial"/>
+                <w:b/>
+                <w:sz w:val="28"/>
+                <w:szCs w:val="28"/>
+              </w:rPr>
+              <w:t xml:space="preserve">Krama Vaakyam No.– </w:t>
+            </w:r>
+            <w:r>
+              <w:rPr>
+                <w:rFonts w:cs="Arial"/>
+                <w:b/>
+                <w:sz w:val="28"/>
+                <w:szCs w:val="28"/>
+              </w:rPr>
+              <w:t>34,35</w:t>
+            </w:r>
+          </w:p>
+          <w:p>
+            <w:pPr>
+              <w:widowControl w:val="0"/>
+              <w:tabs>
+                <w:tab w:val="left" w:pos="993"/>
+              </w:tabs>
+              <w:autoSpaceDE w:val="0"/>
+              <w:autoSpaceDN w:val="0"/>
+              <w:adjustRightInd w:val="0"/>
+              <w:spacing w:before="0" w:line="252" w:lineRule="auto"/>
+              <w:ind w:right="297"/>
+              <w:rPr>
+                <w:rFonts w:cs="Arial"/>
+                <w:b/>
+                <w:sz w:val="28"/>
+                <w:szCs w:val="32"/>
+              </w:rPr>
+            </w:pPr>
+            <w:r>
+              <w:rPr>
+                <w:rFonts w:cs="Arial"/>
+                <w:b/>
+                <w:sz w:val="28"/>
+                <w:szCs w:val="28"/>
+              </w:rPr>
+              <w:t xml:space="preserve">Panchaati No. - </w:t>
+            </w:r>
+            <w:r>
+              <w:rPr>
+                <w:rFonts w:cs="Arial"/>
+                <w:b/>
+                <w:sz w:val="28"/>
+                <w:szCs w:val="28"/>
+              </w:rPr>
+              <w:t>8</w:t>
+            </w:r>
+          </w:p>
+        </w:tc>
+        <w:tc>
+          <w:tcPr>
+            <w:tcW w:w="4738" w:type="dxa"/>
+          </w:tcPr>
+          <w:p>
+            <w:pPr>
+              <w:widowControl w:val="0"/>
+              <w:autoSpaceDE w:val="0"/>
+              <w:autoSpaceDN w:val="0"/>
+              <w:adjustRightInd w:val="0"/>
+              <w:spacing w:before="0" w:line="240" w:lineRule="auto"/>
+              <w:rPr>
+                <w:rFonts w:ascii="BRH Malayalam Extra" w:eastAsia="Times New Roman" w:hAnsi="BRH Malayalam Extra" w:cs="BRH Malayalam Extra"/>
+                <w:color w:val="000000"/>
+                <w:sz w:val="40"/>
+                <w:szCs w:val="40"/>
+                <w:lang w:val="en-IN" w:eastAsia="en-IN" w:bidi="ml-IN"/>
+              </w:rPr>
+            </w:pPr>
+            <w:r>
+              <w:rPr>
+                <w:rFonts w:ascii="Latha" w:hAnsi="Latha" w:cs="Latha"/>
+                <w:sz w:val="28"/>
+                <w:szCs w:val="28"/>
+                <w:cs/>
+                <w:lang w:bidi="ta-IN"/>
+              </w:rPr>
+              <w:t>கா</w:t>
+            </w:r>
+            <w:r>
+              <w:rPr>
+                <w:rFonts w:ascii="BRH Tamil Tab Extra" w:hAnsi="BRH Tamil Tab Extra" w:cs="Latha"/>
+                <w:b/>
+                <w:sz w:val="32"/>
+                <w:szCs w:val="28"/>
+                <w:lang w:bidi="ta-IN"/>
+              </w:rPr>
+              <w:t>…</w:t>
+            </w:r>
+            <w:r>
+              <w:rPr>
+                <w:rFonts w:ascii="Latha" w:hAnsi="Latha" w:cs="Latha"/>
+                <w:b/>
+                <w:bCs/>
+                <w:position w:val="-12"/>
+                <w:sz w:val="28"/>
+                <w:szCs w:val="28"/>
+                <w:cs/>
+                <w:lang w:bidi="ta-IN"/>
+              </w:rPr>
+              <w:t>3</w:t>
+            </w:r>
+            <w:r>
+              <w:rPr>
+                <w:rFonts w:ascii="Latha" w:hAnsi="Latha" w:cs="Latha"/>
+                <w:sz w:val="28"/>
+                <w:szCs w:val="28"/>
+                <w:cs/>
+                <w:lang w:bidi="ta-IN"/>
+              </w:rPr>
+              <w:t>தும்</w:t>
+            </w:r>
+            <w:r>
+              <w:rPr>
+                <w:rFonts w:ascii="Latha" w:hAnsi="Latha" w:cs="Latha"/>
+                <w:sz w:val="28"/>
+                <w:szCs w:val="28"/>
+                <w:lang w:bidi="ta-IN"/>
+              </w:rPr>
+              <w:t xml:space="preserve"> </w:t>
+            </w:r>
+            <w:r>
+              <w:rPr>
+                <w:rFonts w:ascii="BRH Devanagari Extra" w:hAnsi="BRH Devanagari Extra" w:cs="Latha"/>
+                <w:b/>
+                <w:sz w:val="36"/>
+                <w:szCs w:val="28"/>
+                <w:lang w:bidi="ta-IN"/>
+              </w:rPr>
+              <w:t>Æ</w:t>
+            </w:r>
+            <w:r>
+              <w:rPr>
+                <w:rFonts w:ascii="Latha" w:hAnsi="Latha" w:cs="Latha"/>
+                <w:sz w:val="28"/>
+                <w:szCs w:val="28"/>
+                <w:cs/>
+                <w:lang w:bidi="ta-IN"/>
+              </w:rPr>
+              <w:t>வி</w:t>
+            </w:r>
+            <w:r>
+              <w:rPr>
+                <w:rFonts w:ascii="BRH Tamil Tab Extra" w:hAnsi="BRH Tamil Tab Extra" w:cs="Latha"/>
+                <w:b/>
+                <w:sz w:val="32"/>
+                <w:szCs w:val="28"/>
+                <w:lang w:bidi="ta-IN"/>
+              </w:rPr>
+              <w:t>…</w:t>
+            </w:r>
+            <w:r>
+              <w:rPr>
+                <w:rFonts w:ascii="Latha" w:hAnsi="Latha" w:cs="Latha"/>
+                <w:sz w:val="28"/>
+                <w:szCs w:val="28"/>
+                <w:cs/>
+                <w:lang w:bidi="ta-IN"/>
+              </w:rPr>
+              <w:t>த்வா</w:t>
+            </w:r>
+            <w:r>
+              <w:rPr>
+                <w:rFonts w:ascii="Latha" w:hAnsi="Latha" w:cs="Latha"/>
+                <w:sz w:val="28"/>
+                <w:szCs w:val="28"/>
+                <w:lang w:bidi="ta-IN"/>
+              </w:rPr>
+              <w:t xml:space="preserve"> | </w:t>
+            </w:r>
+            <w:r>
+              <w:rPr>
+                <w:rFonts w:ascii="Latha" w:hAnsi="Latha" w:cs="Latha"/>
+                <w:sz w:val="28"/>
+                <w:szCs w:val="28"/>
+                <w:lang w:bidi="ta-IN"/>
+              </w:rPr>
+              <w:br/>
+            </w:r>
+            <w:r>
+              <w:rPr>
+                <w:rFonts w:ascii="Latha" w:hAnsi="Latha" w:cs="Latha"/>
+                <w:sz w:val="28"/>
+                <w:szCs w:val="28"/>
+                <w:cs/>
+                <w:lang w:bidi="ta-IN"/>
+              </w:rPr>
+              <w:t>வி</w:t>
+            </w:r>
+            <w:r>
+              <w:rPr>
+                <w:rFonts w:ascii="BRH Tamil Tab Extra" w:hAnsi="BRH Tamil Tab Extra" w:cs="Latha"/>
+                <w:b/>
+                <w:sz w:val="32"/>
+                <w:szCs w:val="28"/>
+                <w:lang w:bidi="ta-IN"/>
+              </w:rPr>
+              <w:t>…</w:t>
+            </w:r>
+            <w:r>
+              <w:rPr>
+                <w:rFonts w:ascii="Latha" w:hAnsi="Latha" w:cs="Latha"/>
+                <w:sz w:val="28"/>
+                <w:szCs w:val="28"/>
+                <w:cs/>
+                <w:lang w:bidi="ta-IN"/>
+              </w:rPr>
+              <w:t>த்வா</w:t>
+            </w:r>
+            <w:r>
+              <w:rPr>
+                <w:rFonts w:ascii="Latha" w:hAnsi="Latha" w:cs="Latha"/>
+                <w:sz w:val="28"/>
+                <w:szCs w:val="28"/>
+                <w:lang w:bidi="ta-IN"/>
+              </w:rPr>
+              <w:t xml:space="preserve"> </w:t>
+            </w:r>
+            <w:r>
+              <w:rPr>
+                <w:rFonts w:ascii="Latha" w:hAnsi="Latha" w:cs="Latha"/>
+                <w:sz w:val="28"/>
+                <w:szCs w:val="28"/>
+                <w:cs/>
+                <w:lang w:bidi="ta-IN"/>
+              </w:rPr>
+              <w:t>கா</w:t>
+            </w:r>
+            <w:r>
+              <w:rPr>
+                <w:rFonts w:ascii="BRH Tamil Tab Extra" w:hAnsi="BRH Tamil Tab Extra" w:cs="Latha"/>
+                <w:b/>
+                <w:sz w:val="32"/>
+                <w:szCs w:val="28"/>
+                <w:lang w:bidi="ta-IN"/>
+              </w:rPr>
+              <w:t>…</w:t>
+            </w:r>
+            <w:r>
+              <w:rPr>
+                <w:rFonts w:ascii="Latha" w:hAnsi="Latha" w:cs="Latha"/>
+                <w:b/>
+                <w:bCs/>
+                <w:position w:val="-12"/>
+                <w:sz w:val="28"/>
+                <w:szCs w:val="28"/>
+                <w:cs/>
+                <w:lang w:bidi="ta-IN"/>
+              </w:rPr>
+              <w:t>3</w:t>
+            </w:r>
+            <w:r>
+              <w:rPr>
+                <w:rFonts w:ascii="Latha" w:hAnsi="Latha" w:cs="Latha"/>
+                <w:sz w:val="28"/>
+                <w:szCs w:val="28"/>
+                <w:cs/>
+                <w:lang w:bidi="ta-IN"/>
+              </w:rPr>
+              <w:t>தும்</w:t>
+            </w:r>
+            <w:r>
+              <w:rPr>
+                <w:rFonts w:ascii="Latha" w:hAnsi="Latha" w:cs="Latha"/>
+                <w:sz w:val="28"/>
+                <w:szCs w:val="28"/>
+                <w:lang w:bidi="ta-IN"/>
+              </w:rPr>
+              <w:t xml:space="preserve"> |</w:t>
+            </w:r>
+          </w:p>
+        </w:tc>
+        <w:tc>
+          <w:tcPr>
+            <w:tcW w:w="5220" w:type="dxa"/>
+          </w:tcPr>
+          <w:p>
+            <w:pPr>
+              <w:widowControl w:val="0"/>
+              <w:autoSpaceDE w:val="0"/>
+              <w:autoSpaceDN w:val="0"/>
+              <w:adjustRightInd w:val="0"/>
+              <w:spacing w:before="0" w:line="240" w:lineRule="auto"/>
+              <w:rPr>
+                <w:rFonts w:ascii="BRH Malayalam Extra" w:eastAsia="Times New Roman" w:hAnsi="BRH Malayalam Extra" w:cs="BRH Malayalam Extra"/>
+                <w:color w:val="000000"/>
+                <w:sz w:val="40"/>
+                <w:szCs w:val="40"/>
+                <w:lang w:val="en-IN" w:eastAsia="en-IN" w:bidi="ml-IN"/>
+              </w:rPr>
+            </w:pPr>
+            <w:r>
+              <w:rPr>
+                <w:rFonts w:ascii="Latha" w:hAnsi="Latha" w:cs="Latha"/>
+                <w:sz w:val="28"/>
+                <w:szCs w:val="28"/>
+                <w:cs/>
+                <w:lang w:bidi="ta-IN"/>
+              </w:rPr>
+              <w:t>கா</w:t>
+            </w:r>
+            <w:r>
+              <w:rPr>
+                <w:rFonts w:ascii="BRH Tamil Tab Extra" w:hAnsi="BRH Tamil Tab Extra" w:cs="Latha"/>
+                <w:b/>
+                <w:sz w:val="32"/>
+                <w:szCs w:val="28"/>
+                <w:lang w:bidi="ta-IN"/>
+              </w:rPr>
+              <w:t>…</w:t>
+            </w:r>
+            <w:r>
+              <w:rPr>
+                <w:rFonts w:ascii="Latha" w:hAnsi="Latha" w:cs="Latha"/>
+                <w:b/>
+                <w:bCs/>
+                <w:position w:val="-12"/>
+                <w:sz w:val="28"/>
+                <w:szCs w:val="28"/>
+                <w:cs/>
+                <w:lang w:bidi="ta-IN"/>
+              </w:rPr>
+              <w:t>3</w:t>
+            </w:r>
+            <w:r>
+              <w:rPr>
+                <w:rFonts w:ascii="Latha" w:hAnsi="Latha" w:cs="Latha"/>
+                <w:sz w:val="28"/>
+                <w:szCs w:val="28"/>
+                <w:cs/>
+                <w:lang w:bidi="ta-IN"/>
+              </w:rPr>
+              <w:t>தும்</w:t>
+            </w:r>
+            <w:r>
+              <w:rPr>
+                <w:rFonts w:ascii="Latha" w:hAnsi="Latha" w:cs="Latha"/>
+                <w:sz w:val="28"/>
+                <w:szCs w:val="28"/>
+                <w:lang w:bidi="ta-IN"/>
+              </w:rPr>
+              <w:t xml:space="preserve"> </w:t>
+            </w:r>
+            <w:r>
+              <w:rPr>
+                <w:rFonts w:ascii="BRH Devanagari Extra" w:hAnsi="BRH Devanagari Extra" w:cs="Latha"/>
+                <w:b/>
+                <w:sz w:val="36"/>
+                <w:szCs w:val="28"/>
+                <w:lang w:bidi="ta-IN"/>
+              </w:rPr>
+              <w:t>Æ</w:t>
+            </w:r>
+            <w:r>
+              <w:rPr>
+                <w:rFonts w:ascii="Latha" w:hAnsi="Latha" w:cs="Latha"/>
+                <w:sz w:val="28"/>
+                <w:szCs w:val="28"/>
+                <w:cs/>
+                <w:lang w:bidi="ta-IN"/>
+              </w:rPr>
+              <w:t>வி</w:t>
+            </w:r>
+            <w:r>
+              <w:rPr>
+                <w:rFonts w:ascii="BRH Tamil Tab Extra" w:hAnsi="BRH Tamil Tab Extra" w:cs="Latha"/>
+                <w:b/>
+                <w:sz w:val="32"/>
+                <w:szCs w:val="28"/>
+                <w:lang w:bidi="ta-IN"/>
+              </w:rPr>
+              <w:t>…</w:t>
+            </w:r>
+            <w:r>
+              <w:rPr>
+                <w:rFonts w:ascii="Latha" w:hAnsi="Latha" w:cs="Latha"/>
+                <w:sz w:val="28"/>
+                <w:szCs w:val="28"/>
+                <w:highlight w:val="green"/>
+                <w:cs/>
+                <w:lang w:bidi="ta-IN"/>
+              </w:rPr>
+              <w:t>த்</w:t>
+            </w:r>
+            <w:r>
+              <w:rPr>
+                <w:rFonts w:ascii="Latha" w:hAnsi="Latha" w:cs="Latha"/>
+                <w:sz w:val="28"/>
+                <w:szCs w:val="28"/>
+                <w:cs/>
+                <w:lang w:bidi="ta-IN"/>
+              </w:rPr>
+              <w:t>த்வா</w:t>
+            </w:r>
+            <w:r>
+              <w:rPr>
+                <w:rFonts w:ascii="Latha" w:hAnsi="Latha" w:cs="Latha"/>
+                <w:sz w:val="28"/>
+                <w:szCs w:val="28"/>
+                <w:lang w:bidi="ta-IN"/>
+              </w:rPr>
+              <w:t xml:space="preserve"> | </w:t>
+            </w:r>
+            <w:r>
+              <w:rPr>
+                <w:rFonts w:ascii="Latha" w:hAnsi="Latha" w:cs="Latha"/>
+                <w:sz w:val="28"/>
+                <w:szCs w:val="28"/>
+                <w:cs/>
+                <w:lang w:bidi="ta-IN"/>
+              </w:rPr>
+              <w:t>வி</w:t>
+            </w:r>
+            <w:r>
+              <w:rPr>
+                <w:rFonts w:ascii="BRH Tamil Tab Extra" w:hAnsi="BRH Tamil Tab Extra" w:cs="Latha"/>
+                <w:b/>
+                <w:sz w:val="32"/>
+                <w:szCs w:val="28"/>
+                <w:lang w:bidi="ta-IN"/>
+              </w:rPr>
+              <w:t>…</w:t>
+            </w:r>
+            <w:r>
+              <w:rPr>
+                <w:rFonts w:ascii="Latha" w:hAnsi="Latha" w:cs="Latha"/>
+                <w:sz w:val="28"/>
+                <w:szCs w:val="28"/>
+                <w:cs/>
+                <w:lang w:bidi="ta-IN"/>
+              </w:rPr>
+              <w:t>த்</w:t>
+            </w:r>
+            <w:r>
+              <w:rPr>
+                <w:rFonts w:ascii="Latha" w:hAnsi="Latha" w:cs="Latha"/>
+                <w:sz w:val="28"/>
+                <w:szCs w:val="28"/>
+                <w:highlight w:val="green"/>
+                <w:cs/>
+                <w:lang w:bidi="ta-IN"/>
+              </w:rPr>
+              <w:t>த்</w:t>
+            </w:r>
+            <w:r>
+              <w:rPr>
+                <w:rFonts w:ascii="Latha" w:hAnsi="Latha" w:cs="Latha"/>
+                <w:sz w:val="28"/>
+                <w:szCs w:val="28"/>
+                <w:cs/>
+                <w:lang w:bidi="ta-IN"/>
+              </w:rPr>
+              <w:t>வா</w:t>
+            </w:r>
+            <w:r>
+              <w:rPr>
+                <w:rFonts w:ascii="Latha" w:hAnsi="Latha" w:cs="Latha"/>
+                <w:sz w:val="28"/>
+                <w:szCs w:val="28"/>
+                <w:lang w:bidi="ta-IN"/>
+              </w:rPr>
+              <w:t xml:space="preserve"> </w:t>
+            </w:r>
+            <w:r>
+              <w:rPr>
+                <w:rFonts w:ascii="Latha" w:hAnsi="Latha" w:cs="Latha"/>
+                <w:sz w:val="28"/>
+                <w:szCs w:val="28"/>
+                <w:cs/>
+                <w:lang w:bidi="ta-IN"/>
+              </w:rPr>
+              <w:t>கா</w:t>
+            </w:r>
+            <w:r>
+              <w:rPr>
+                <w:rFonts w:ascii="BRH Tamil Tab Extra" w:hAnsi="BRH Tamil Tab Extra" w:cs="Latha"/>
+                <w:b/>
+                <w:sz w:val="32"/>
+                <w:szCs w:val="28"/>
+                <w:lang w:bidi="ta-IN"/>
+              </w:rPr>
+              <w:t>…</w:t>
+            </w:r>
+            <w:r>
+              <w:rPr>
+                <w:rFonts w:ascii="Latha" w:hAnsi="Latha" w:cs="Latha"/>
+                <w:b/>
+                <w:bCs/>
+                <w:position w:val="-12"/>
+                <w:sz w:val="28"/>
+                <w:szCs w:val="28"/>
+                <w:cs/>
+                <w:lang w:bidi="ta-IN"/>
+              </w:rPr>
+              <w:t>3</w:t>
+            </w:r>
+            <w:r>
+              <w:rPr>
+                <w:rFonts w:ascii="Latha" w:hAnsi="Latha" w:cs="Latha"/>
+                <w:sz w:val="28"/>
+                <w:szCs w:val="28"/>
+                <w:cs/>
+                <w:lang w:bidi="ta-IN"/>
+              </w:rPr>
+              <w:t>தும்</w:t>
+            </w:r>
+            <w:r>
+              <w:rPr>
+                <w:rFonts w:ascii="Latha" w:hAnsi="Latha" w:cs="Latha"/>
+                <w:sz w:val="28"/>
+                <w:szCs w:val="28"/>
+                <w:lang w:bidi="ta-IN"/>
+              </w:rPr>
+              <w:t xml:space="preserve"> |</w:t>
+            </w:r>
+          </w:p>
+        </w:tc>
+      </w:tr>
+      <w:tr>
+        <w:trPr>
+          <w:trHeight w:val="1389"/>
+        </w:trPr>
+        <w:tc>
+          <w:tcPr>
+            <w:tcW w:w="3877" w:type="dxa"/>
+          </w:tcPr>
+          <w:p>
+            <w:pPr>
+              <w:widowControl w:val="0"/>
+              <w:tabs>
+                <w:tab w:val="left" w:pos="993"/>
+              </w:tabs>
+              <w:autoSpaceDE w:val="0"/>
+              <w:autoSpaceDN w:val="0"/>
+              <w:adjustRightInd w:val="0"/>
+              <w:spacing w:before="0" w:line="252" w:lineRule="auto"/>
+              <w:ind w:right="297"/>
+              <w:rPr>
+                <w:rFonts w:cs="Arial"/>
+                <w:b/>
+                <w:sz w:val="28"/>
+                <w:szCs w:val="28"/>
+              </w:rPr>
+            </w:pPr>
+            <w:r>
+              <w:rPr>
+                <w:rFonts w:cs="Arial"/>
+                <w:b/>
+                <w:sz w:val="28"/>
+                <w:szCs w:val="28"/>
+              </w:rPr>
+              <w:t>T.S.6.6.</w:t>
+            </w:r>
+            <w:r>
+              <w:rPr>
+                <w:rFonts w:cs="Arial"/>
+                <w:b/>
+                <w:sz w:val="28"/>
+                <w:szCs w:val="28"/>
+              </w:rPr>
+              <w:t>3</w:t>
+            </w:r>
+            <w:r>
+              <w:rPr>
+                <w:rFonts w:cs="Arial"/>
+                <w:b/>
+                <w:sz w:val="28"/>
+                <w:szCs w:val="28"/>
+              </w:rPr>
+              <w:t>.4</w:t>
+            </w:r>
+            <w:r>
+              <w:rPr>
+                <w:rFonts w:cs="Arial"/>
+                <w:b/>
+                <w:sz w:val="28"/>
+                <w:szCs w:val="28"/>
+              </w:rPr>
+              <w:t xml:space="preserve"> – Kramam</w:t>
+            </w:r>
+          </w:p>
+          <w:p>
+            <w:pPr>
+              <w:widowControl w:val="0"/>
+              <w:tabs>
+                <w:tab w:val="left" w:pos="993"/>
+              </w:tabs>
+              <w:autoSpaceDE w:val="0"/>
+              <w:autoSpaceDN w:val="0"/>
+              <w:adjustRightInd w:val="0"/>
+              <w:spacing w:before="0" w:line="252" w:lineRule="auto"/>
+              <w:ind w:right="297"/>
+              <w:rPr>
+                <w:rFonts w:cs="Arial"/>
+                <w:b/>
+                <w:sz w:val="28"/>
+                <w:szCs w:val="28"/>
+              </w:rPr>
+            </w:pPr>
+            <w:r>
+              <w:rPr>
+                <w:rFonts w:cs="Arial"/>
+                <w:b/>
+                <w:sz w:val="28"/>
+                <w:szCs w:val="28"/>
+              </w:rPr>
+              <w:t xml:space="preserve">Krama Vaakyam No.– </w:t>
+            </w:r>
+            <w:r>
+              <w:rPr>
+                <w:rFonts w:cs="Arial"/>
+                <w:b/>
+                <w:sz w:val="28"/>
+                <w:szCs w:val="28"/>
+              </w:rPr>
+              <w:t>3</w:t>
+            </w:r>
+            <w:r>
+              <w:rPr>
+                <w:rFonts w:cs="Arial"/>
+                <w:b/>
+                <w:sz w:val="28"/>
+                <w:szCs w:val="28"/>
+              </w:rPr>
+              <w:t xml:space="preserve"> &amp; </w:t>
+            </w:r>
+            <w:r>
+              <w:rPr>
+                <w:rFonts w:cs="Arial"/>
+                <w:b/>
+                <w:sz w:val="28"/>
+                <w:szCs w:val="28"/>
+              </w:rPr>
+              <w:t>4</w:t>
+            </w:r>
+          </w:p>
+          <w:p>
+            <w:pPr>
+              <w:widowControl w:val="0"/>
+              <w:tabs>
+                <w:tab w:val="left" w:pos="993"/>
+              </w:tabs>
+              <w:autoSpaceDE w:val="0"/>
+              <w:autoSpaceDN w:val="0"/>
+              <w:adjustRightInd w:val="0"/>
+              <w:spacing w:before="0" w:line="252" w:lineRule="auto"/>
+              <w:ind w:right="297"/>
+              <w:rPr>
+                <w:rFonts w:cs="Arial"/>
+                <w:b/>
+                <w:sz w:val="28"/>
+                <w:szCs w:val="28"/>
+              </w:rPr>
+            </w:pPr>
+            <w:r>
+              <w:rPr>
+                <w:rFonts w:cs="Arial"/>
+                <w:b/>
+                <w:sz w:val="28"/>
+                <w:szCs w:val="28"/>
+              </w:rPr>
+              <w:t xml:space="preserve">Panchaati No. - </w:t>
+            </w:r>
+            <w:r>
+              <w:rPr>
+                <w:rFonts w:cs="Arial"/>
+                <w:b/>
+                <w:sz w:val="28"/>
+                <w:szCs w:val="28"/>
+              </w:rPr>
+              <w:t>12</w:t>
+            </w:r>
+          </w:p>
+        </w:tc>
+        <w:tc>
+          <w:tcPr>
+            <w:tcW w:w="4738" w:type="dxa"/>
+          </w:tcPr>
+          <w:p>
+            <w:pPr>
+              <w:widowControl w:val="0"/>
+              <w:autoSpaceDE w:val="0"/>
+              <w:autoSpaceDN w:val="0"/>
+              <w:adjustRightInd w:val="0"/>
+              <w:spacing w:before="0" w:line="240" w:lineRule="auto"/>
+              <w:rPr>
+                <w:rFonts w:ascii="Latha" w:hAnsi="Latha" w:cs="Latha"/>
+                <w:sz w:val="28"/>
+                <w:szCs w:val="28"/>
+                <w:cs/>
+                <w:lang w:bidi="ta-IN"/>
+              </w:rPr>
+            </w:pPr>
+            <w:r>
+              <w:rPr>
+                <w:rFonts w:ascii="Latha" w:hAnsi="Latha" w:cs="Latha"/>
+                <w:sz w:val="28"/>
+                <w:szCs w:val="28"/>
+                <w:cs/>
+                <w:lang w:bidi="ta-IN"/>
+              </w:rPr>
+              <w:t>ப்ரதி</w:t>
+            </w:r>
+            <w:r>
+              <w:rPr>
+                <w:rFonts w:ascii="BRH Tamil Tab Extra" w:hAnsi="BRH Tamil Tab Extra" w:cs="Latha"/>
+                <w:b/>
+                <w:sz w:val="36"/>
+                <w:szCs w:val="28"/>
+                <w:lang w:bidi="ta-IN"/>
+              </w:rPr>
+              <w:t>†</w:t>
+            </w:r>
+            <w:r>
+              <w:rPr>
+                <w:rFonts w:ascii="Latha" w:hAnsi="Latha" w:cs="Latha"/>
+                <w:sz w:val="28"/>
+                <w:szCs w:val="28"/>
+                <w:lang w:bidi="ta-IN"/>
+              </w:rPr>
+              <w:t xml:space="preserve"> </w:t>
+            </w:r>
+            <w:r>
+              <w:rPr>
+                <w:rFonts w:ascii="Latha" w:hAnsi="Latha" w:cs="Latha"/>
+                <w:sz w:val="28"/>
+                <w:szCs w:val="28"/>
+                <w:cs/>
+                <w:lang w:bidi="ta-IN"/>
+              </w:rPr>
+              <w:t>திஷ்</w:t>
+            </w:r>
+            <w:r>
+              <w:rPr>
+                <w:rFonts w:ascii="Latha" w:hAnsi="Latha" w:cs="Latha"/>
+                <w:sz w:val="28"/>
+                <w:szCs w:val="28"/>
+                <w:highlight w:val="yellow"/>
+                <w:cs/>
+                <w:lang w:bidi="ta-IN"/>
+              </w:rPr>
+              <w:t>ட</w:t>
+            </w:r>
+            <w:r>
+              <w:rPr>
+                <w:rFonts w:ascii="Latha" w:hAnsi="Latha" w:cs="Latha"/>
+                <w:b/>
+                <w:bCs/>
+                <w:position w:val="-12"/>
+                <w:sz w:val="28"/>
+                <w:szCs w:val="28"/>
+                <w:highlight w:val="yellow"/>
+                <w:cs/>
+                <w:lang w:bidi="ta-IN"/>
+              </w:rPr>
+              <w:t>2</w:t>
+            </w:r>
+            <w:r>
+              <w:rPr>
+                <w:rFonts w:ascii="Latha" w:hAnsi="Latha" w:cs="Latha"/>
+                <w:color w:val="EE0000"/>
+                <w:sz w:val="28"/>
+                <w:szCs w:val="28"/>
+                <w:highlight w:val="yellow"/>
+                <w:cs/>
+                <w:lang w:bidi="ta-IN"/>
+              </w:rPr>
+              <w:t>ந்</w:t>
+            </w:r>
+            <w:r>
+              <w:rPr>
+                <w:rFonts w:ascii="Latha" w:hAnsi="Latha" w:cs="Latha"/>
+                <w:sz w:val="28"/>
+                <w:szCs w:val="28"/>
+                <w:highlight w:val="yellow"/>
+                <w:cs/>
+                <w:lang w:bidi="ta-IN"/>
+              </w:rPr>
+              <w:t>தி</w:t>
+            </w:r>
+            <w:r>
+              <w:rPr>
+                <w:rFonts w:ascii="Latha" w:hAnsi="Latha" w:cs="Latha"/>
+                <w:sz w:val="28"/>
+                <w:szCs w:val="28"/>
+                <w:highlight w:val="yellow"/>
+                <w:lang w:bidi="ta-IN"/>
+              </w:rPr>
+              <w:t xml:space="preserve"> |</w:t>
+            </w:r>
+            <w:r>
+              <w:rPr>
+                <w:rFonts w:ascii="Latha" w:hAnsi="Latha" w:cs="Latha"/>
+                <w:sz w:val="28"/>
+                <w:szCs w:val="28"/>
+                <w:lang w:bidi="ta-IN"/>
+              </w:rPr>
+              <w:t xml:space="preserve"> </w:t>
+            </w:r>
+            <w:r>
+              <w:rPr>
+                <w:rFonts w:ascii="Latha" w:hAnsi="Latha" w:cs="Latha"/>
+                <w:sz w:val="28"/>
+                <w:szCs w:val="28"/>
+                <w:cs/>
+                <w:lang w:bidi="ta-IN"/>
+              </w:rPr>
+              <w:t>தி</w:t>
+            </w:r>
+            <w:r>
+              <w:rPr>
+                <w:rFonts w:ascii="BRH Tamil Tab Extra" w:hAnsi="BRH Tamil Tab Extra" w:cs="Latha"/>
+                <w:b/>
+                <w:sz w:val="32"/>
+                <w:szCs w:val="28"/>
+                <w:lang w:bidi="ta-IN"/>
+              </w:rPr>
+              <w:t>…</w:t>
+            </w:r>
+            <w:r>
+              <w:rPr>
+                <w:rFonts w:ascii="Latha" w:hAnsi="Latha" w:cs="Latha"/>
+                <w:sz w:val="28"/>
+                <w:szCs w:val="28"/>
+                <w:cs/>
+                <w:lang w:bidi="ta-IN"/>
+              </w:rPr>
+              <w:t>ஷ்ட</w:t>
+            </w:r>
+            <w:r>
+              <w:rPr>
+                <w:rFonts w:ascii="BRH Tamil Tab Extra" w:hAnsi="BRH Tamil Tab Extra" w:cs="Latha"/>
+                <w:b/>
+                <w:sz w:val="32"/>
+                <w:szCs w:val="28"/>
+                <w:lang w:bidi="ta-IN"/>
+              </w:rPr>
+              <w:t>…</w:t>
+            </w:r>
+            <w:r>
+              <w:rPr>
+                <w:rFonts w:ascii="Latha" w:hAnsi="Latha" w:cs="Latha"/>
+                <w:b/>
+                <w:bCs/>
+                <w:position w:val="-12"/>
+                <w:sz w:val="28"/>
+                <w:szCs w:val="28"/>
+                <w:cs/>
+                <w:lang w:bidi="ta-IN"/>
+              </w:rPr>
+              <w:t>2</w:t>
+            </w:r>
+            <w:r>
+              <w:rPr>
+                <w:rFonts w:ascii="Latha" w:hAnsi="Latha" w:cs="Latha"/>
+                <w:color w:val="EE0000"/>
+                <w:sz w:val="28"/>
+                <w:szCs w:val="28"/>
+                <w:highlight w:val="yellow"/>
+                <w:cs/>
+                <w:lang w:bidi="ta-IN"/>
+              </w:rPr>
+              <w:t>ந்</w:t>
+            </w:r>
+            <w:r>
+              <w:rPr>
+                <w:rFonts w:ascii="Latha" w:hAnsi="Latha" w:cs="Latha"/>
+                <w:sz w:val="28"/>
+                <w:szCs w:val="28"/>
+                <w:highlight w:val="yellow"/>
+                <w:cs/>
+                <w:lang w:bidi="ta-IN"/>
+              </w:rPr>
+              <w:t>த்ய</w:t>
+            </w:r>
+            <w:r>
+              <w:rPr>
+                <w:rFonts w:ascii="Latha" w:hAnsi="Latha" w:cs="Latha"/>
+                <w:sz w:val="28"/>
+                <w:szCs w:val="28"/>
+                <w:cs/>
+                <w:lang w:bidi="ta-IN"/>
+              </w:rPr>
+              <w:t>வ</w:t>
+            </w:r>
+            <w:r>
+              <w:rPr>
+                <w:rFonts w:ascii="BRH Tamil Tab Extra" w:hAnsi="BRH Tamil Tab Extra" w:cs="Latha"/>
+                <w:b/>
+                <w:sz w:val="36"/>
+                <w:szCs w:val="28"/>
+                <w:lang w:bidi="ta-IN"/>
+              </w:rPr>
+              <w:t>†</w:t>
+            </w:r>
+            <w:r>
+              <w:rPr>
+                <w:rFonts w:ascii="Latha" w:hAnsi="Latha" w:cs="Latha"/>
+                <w:sz w:val="28"/>
+                <w:szCs w:val="28"/>
+                <w:cs/>
+                <w:lang w:bidi="ta-IN"/>
+              </w:rPr>
+              <w:t>ப்</w:t>
+            </w:r>
+            <w:r>
+              <w:rPr>
+                <w:rFonts w:ascii="Latha" w:hAnsi="Latha" w:cs="Latha"/>
+                <w:b/>
+                <w:bCs/>
+                <w:position w:val="-12"/>
+                <w:sz w:val="28"/>
+                <w:szCs w:val="28"/>
+                <w:cs/>
+                <w:lang w:bidi="ta-IN"/>
+              </w:rPr>
+              <w:t>4</w:t>
+            </w:r>
+            <w:r>
+              <w:rPr>
+                <w:rFonts w:ascii="Latha" w:hAnsi="Latha" w:cs="Latha"/>
+                <w:b/>
+                <w:bCs/>
+                <w:i/>
+                <w:iCs/>
+                <w:sz w:val="28"/>
+                <w:szCs w:val="28"/>
+                <w:cs/>
+                <w:lang w:bidi="ta-IN"/>
+              </w:rPr>
+              <w:t>ரு</w:t>
+            </w:r>
+            <w:r>
+              <w:rPr>
+                <w:rFonts w:ascii="Latha" w:hAnsi="Latha" w:cs="Latha"/>
+                <w:sz w:val="28"/>
+                <w:szCs w:val="28"/>
+                <w:cs/>
+                <w:lang w:bidi="ta-IN"/>
+              </w:rPr>
+              <w:t>த</w:t>
+            </w:r>
+            <w:r>
+              <w:rPr>
+                <w:rFonts w:ascii="Latha" w:hAnsi="Latha" w:cs="Latha"/>
+                <w:b/>
+                <w:bCs/>
+                <w:position w:val="-12"/>
+                <w:sz w:val="28"/>
+                <w:szCs w:val="28"/>
+                <w:cs/>
+                <w:lang w:bidi="ta-IN"/>
+              </w:rPr>
+              <w:t>2</w:t>
+            </w:r>
+            <w:r>
+              <w:rPr>
+                <w:rFonts w:ascii="Latha" w:hAnsi="Latha" w:cs="Latha"/>
+                <w:sz w:val="28"/>
+                <w:szCs w:val="28"/>
+                <w:lang w:bidi="ta-IN"/>
+              </w:rPr>
+              <w:t xml:space="preserve"> |</w:t>
+            </w:r>
+          </w:p>
+        </w:tc>
+        <w:tc>
+          <w:tcPr>
+            <w:tcW w:w="5220" w:type="dxa"/>
+          </w:tcPr>
+          <w:p>
+            <w:pPr>
+              <w:widowControl w:val="0"/>
+              <w:autoSpaceDE w:val="0"/>
+              <w:autoSpaceDN w:val="0"/>
+              <w:adjustRightInd w:val="0"/>
+              <w:spacing w:before="0" w:line="240" w:lineRule="auto"/>
+              <w:rPr>
+                <w:rFonts w:ascii="Latha" w:hAnsi="Latha" w:cs="Latha"/>
+                <w:sz w:val="28"/>
+                <w:szCs w:val="28"/>
+                <w:cs/>
+                <w:lang w:bidi="ta-IN"/>
+              </w:rPr>
+            </w:pPr>
+            <w:r>
+              <w:rPr>
+                <w:rFonts w:ascii="Latha" w:hAnsi="Latha" w:cs="Latha"/>
+                <w:sz w:val="28"/>
+                <w:szCs w:val="28"/>
+                <w:cs/>
+                <w:lang w:bidi="ta-IN"/>
+              </w:rPr>
+              <w:t>ப்ரதி</w:t>
+            </w:r>
+            <w:r>
+              <w:rPr>
+                <w:rFonts w:ascii="BRH Tamil Tab Extra" w:hAnsi="BRH Tamil Tab Extra" w:cs="Latha"/>
+                <w:b/>
+                <w:sz w:val="36"/>
+                <w:szCs w:val="28"/>
+                <w:lang w:bidi="ta-IN"/>
+              </w:rPr>
+              <w:t>†</w:t>
+            </w:r>
+            <w:r>
+              <w:rPr>
+                <w:rFonts w:ascii="Latha" w:hAnsi="Latha" w:cs="Latha"/>
+                <w:sz w:val="28"/>
+                <w:szCs w:val="28"/>
+                <w:lang w:bidi="ta-IN"/>
+              </w:rPr>
+              <w:t xml:space="preserve"> </w:t>
+            </w:r>
+            <w:r>
+              <w:rPr>
+                <w:rFonts w:ascii="Latha" w:hAnsi="Latha" w:cs="Latha"/>
+                <w:sz w:val="28"/>
+                <w:szCs w:val="28"/>
+                <w:cs/>
+                <w:lang w:bidi="ta-IN"/>
+              </w:rPr>
+              <w:t>திஷ்</w:t>
+            </w:r>
+            <w:r>
+              <w:rPr>
+                <w:rFonts w:ascii="Latha" w:hAnsi="Latha" w:cs="Latha"/>
+                <w:sz w:val="28"/>
+                <w:szCs w:val="28"/>
+                <w:highlight w:val="green"/>
+                <w:cs/>
+                <w:lang w:bidi="ta-IN"/>
+              </w:rPr>
+              <w:t>ட</w:t>
+            </w:r>
+            <w:r>
+              <w:rPr>
+                <w:rFonts w:ascii="Latha" w:hAnsi="Latha" w:cs="Latha"/>
+                <w:b/>
+                <w:bCs/>
+                <w:position w:val="-12"/>
+                <w:sz w:val="28"/>
+                <w:szCs w:val="28"/>
+                <w:highlight w:val="green"/>
+                <w:cs/>
+                <w:lang w:bidi="ta-IN"/>
+              </w:rPr>
+              <w:t>2</w:t>
+            </w:r>
+            <w:r>
+              <w:rPr>
+                <w:rFonts w:ascii="Latha" w:hAnsi="Latha" w:cs="Latha"/>
+                <w:sz w:val="28"/>
+                <w:szCs w:val="28"/>
+                <w:highlight w:val="green"/>
+                <w:cs/>
+                <w:lang w:bidi="ta-IN"/>
+              </w:rPr>
+              <w:t>தி</w:t>
+            </w:r>
+            <w:r>
+              <w:rPr>
+                <w:rFonts w:ascii="Latha" w:hAnsi="Latha" w:cs="Latha"/>
+                <w:sz w:val="28"/>
+                <w:szCs w:val="28"/>
+                <w:highlight w:val="green"/>
+                <w:lang w:bidi="ta-IN"/>
+              </w:rPr>
+              <w:t xml:space="preserve"> |</w:t>
+            </w:r>
+            <w:r>
+              <w:rPr>
+                <w:rFonts w:ascii="Latha" w:hAnsi="Latha" w:cs="Latha"/>
+                <w:sz w:val="28"/>
+                <w:szCs w:val="28"/>
+                <w:lang w:bidi="ta-IN"/>
+              </w:rPr>
+              <w:t xml:space="preserve"> </w:t>
+            </w:r>
+            <w:r>
+              <w:rPr>
+                <w:rFonts w:ascii="Latha" w:hAnsi="Latha" w:cs="Latha"/>
+                <w:sz w:val="28"/>
+                <w:szCs w:val="28"/>
+                <w:cs/>
+                <w:lang w:bidi="ta-IN"/>
+              </w:rPr>
+              <w:t>தி</w:t>
+            </w:r>
+            <w:r>
+              <w:rPr>
+                <w:rFonts w:ascii="BRH Tamil Tab Extra" w:hAnsi="BRH Tamil Tab Extra" w:cs="Latha"/>
+                <w:b/>
+                <w:sz w:val="32"/>
+                <w:szCs w:val="28"/>
+                <w:lang w:bidi="ta-IN"/>
+              </w:rPr>
+              <w:t>…</w:t>
+            </w:r>
+            <w:r>
+              <w:rPr>
+                <w:rFonts w:ascii="Latha" w:hAnsi="Latha" w:cs="Latha"/>
+                <w:sz w:val="28"/>
+                <w:szCs w:val="28"/>
+                <w:cs/>
+                <w:lang w:bidi="ta-IN"/>
+              </w:rPr>
+              <w:t>ஷ்</w:t>
+            </w:r>
+            <w:r>
+              <w:rPr>
+                <w:rFonts w:ascii="Latha" w:hAnsi="Latha" w:cs="Latha"/>
+                <w:sz w:val="28"/>
+                <w:szCs w:val="28"/>
+                <w:highlight w:val="green"/>
+                <w:cs/>
+                <w:lang w:bidi="ta-IN"/>
+              </w:rPr>
+              <w:t>ட</w:t>
+            </w:r>
+            <w:r>
+              <w:rPr>
+                <w:rFonts w:ascii="BRH Tamil Tab Extra" w:hAnsi="BRH Tamil Tab Extra" w:cs="Latha"/>
+                <w:b/>
+                <w:sz w:val="32"/>
+                <w:szCs w:val="28"/>
+                <w:highlight w:val="green"/>
+                <w:lang w:bidi="ta-IN"/>
+              </w:rPr>
+              <w:t>…</w:t>
+            </w:r>
+            <w:r>
+              <w:rPr>
+                <w:rFonts w:ascii="Latha" w:hAnsi="Latha" w:cs="Latha"/>
+                <w:b/>
+                <w:bCs/>
+                <w:position w:val="-12"/>
+                <w:sz w:val="28"/>
+                <w:szCs w:val="28"/>
+                <w:highlight w:val="green"/>
+                <w:cs/>
+                <w:lang w:bidi="ta-IN"/>
+              </w:rPr>
+              <w:t>2</w:t>
+            </w:r>
+            <w:r>
+              <w:rPr>
+                <w:rFonts w:ascii="Latha" w:hAnsi="Latha" w:cs="Latha"/>
+                <w:sz w:val="28"/>
+                <w:szCs w:val="28"/>
+                <w:highlight w:val="green"/>
+                <w:cs/>
+                <w:lang w:bidi="ta-IN"/>
+              </w:rPr>
+              <w:t>த்ய</w:t>
+            </w:r>
+            <w:r>
+              <w:rPr>
+                <w:rFonts w:ascii="Latha" w:hAnsi="Latha" w:cs="Latha"/>
+                <w:sz w:val="28"/>
+                <w:szCs w:val="28"/>
+                <w:cs/>
+                <w:lang w:bidi="ta-IN"/>
+              </w:rPr>
+              <w:t>வ</w:t>
+            </w:r>
+            <w:r>
+              <w:rPr>
+                <w:rFonts w:ascii="BRH Tamil Tab Extra" w:hAnsi="BRH Tamil Tab Extra" w:cs="Latha"/>
+                <w:b/>
+                <w:sz w:val="36"/>
+                <w:szCs w:val="28"/>
+                <w:lang w:bidi="ta-IN"/>
+              </w:rPr>
+              <w:t>†</w:t>
+            </w:r>
+            <w:r>
+              <w:rPr>
+                <w:rFonts w:ascii="Latha" w:hAnsi="Latha" w:cs="Latha"/>
+                <w:sz w:val="28"/>
+                <w:szCs w:val="28"/>
+                <w:cs/>
+                <w:lang w:bidi="ta-IN"/>
+              </w:rPr>
+              <w:t>ப்</w:t>
+            </w:r>
+            <w:r>
+              <w:rPr>
+                <w:rFonts w:ascii="Latha" w:hAnsi="Latha" w:cs="Latha"/>
+                <w:b/>
+                <w:bCs/>
+                <w:position w:val="-12"/>
+                <w:sz w:val="28"/>
+                <w:szCs w:val="28"/>
+                <w:cs/>
+                <w:lang w:bidi="ta-IN"/>
+              </w:rPr>
+              <w:t>4</w:t>
+            </w:r>
+            <w:r>
+              <w:rPr>
+                <w:rFonts w:ascii="Latha" w:hAnsi="Latha" w:cs="Latha"/>
+                <w:b/>
+                <w:bCs/>
+                <w:i/>
+                <w:iCs/>
+                <w:sz w:val="28"/>
+                <w:szCs w:val="28"/>
+                <w:cs/>
+                <w:lang w:bidi="ta-IN"/>
+              </w:rPr>
+              <w:t>ரு</w:t>
+            </w:r>
+            <w:r>
+              <w:rPr>
+                <w:rFonts w:ascii="Latha" w:hAnsi="Latha" w:cs="Latha"/>
+                <w:sz w:val="28"/>
+                <w:szCs w:val="28"/>
+                <w:cs/>
+                <w:lang w:bidi="ta-IN"/>
+              </w:rPr>
+              <w:t>த</w:t>
+            </w:r>
+            <w:r>
+              <w:rPr>
+                <w:rFonts w:ascii="Latha" w:hAnsi="Latha" w:cs="Latha"/>
+                <w:b/>
+                <w:bCs/>
+                <w:position w:val="-12"/>
+                <w:sz w:val="28"/>
+                <w:szCs w:val="28"/>
+                <w:cs/>
+                <w:lang w:bidi="ta-IN"/>
+              </w:rPr>
+              <w:t>2</w:t>
+            </w:r>
+            <w:r>
+              <w:rPr>
+                <w:rFonts w:ascii="Latha" w:hAnsi="Latha" w:cs="Latha"/>
+                <w:sz w:val="28"/>
+                <w:szCs w:val="28"/>
+                <w:lang w:bidi="ta-IN"/>
+              </w:rPr>
+              <w:t xml:space="preserve"> |</w:t>
+            </w:r>
+          </w:p>
+        </w:tc>
+      </w:tr>
+      <w:tr>
+        <w:trPr>
+          <w:trHeight w:val="1389"/>
+        </w:trPr>
+        <w:tc>
+          <w:tcPr>
+            <w:tcW w:w="3877" w:type="dxa"/>
+          </w:tcPr>
+          <w:p>
+            <w:pPr>
+              <w:widowControl w:val="0"/>
+              <w:tabs>
+                <w:tab w:val="left" w:pos="993"/>
+              </w:tabs>
+              <w:autoSpaceDE w:val="0"/>
+              <w:autoSpaceDN w:val="0"/>
+              <w:adjustRightInd w:val="0"/>
+              <w:spacing w:before="0" w:line="252" w:lineRule="auto"/>
+              <w:ind w:right="297"/>
+              <w:rPr>
+                <w:rFonts w:cs="Arial"/>
+                <w:b/>
+                <w:sz w:val="28"/>
+                <w:szCs w:val="28"/>
+              </w:rPr>
+            </w:pPr>
+            <w:r>
+              <w:rPr>
+                <w:rFonts w:cs="Arial"/>
+                <w:b/>
+                <w:sz w:val="28"/>
+                <w:szCs w:val="28"/>
+              </w:rPr>
+              <w:t>T.S.6.6.</w:t>
+            </w:r>
+            <w:r>
+              <w:rPr>
+                <w:rFonts w:cs="Arial"/>
+                <w:b/>
+                <w:sz w:val="28"/>
+                <w:szCs w:val="28"/>
+              </w:rPr>
+              <w:t>4</w:t>
+            </w:r>
+            <w:r>
+              <w:rPr>
+                <w:rFonts w:cs="Arial"/>
+                <w:b/>
+                <w:sz w:val="28"/>
+                <w:szCs w:val="28"/>
+              </w:rPr>
+              <w:t>.4</w:t>
+            </w:r>
+            <w:r>
+              <w:rPr>
+                <w:rFonts w:cs="Arial"/>
+                <w:b/>
+                <w:sz w:val="28"/>
+                <w:szCs w:val="28"/>
+              </w:rPr>
+              <w:t xml:space="preserve"> – Kramam</w:t>
+            </w:r>
+          </w:p>
+          <w:p>
+            <w:pPr>
+              <w:widowControl w:val="0"/>
+              <w:tabs>
+                <w:tab w:val="left" w:pos="993"/>
+              </w:tabs>
+              <w:autoSpaceDE w:val="0"/>
+              <w:autoSpaceDN w:val="0"/>
+              <w:adjustRightInd w:val="0"/>
+              <w:spacing w:before="0" w:line="252" w:lineRule="auto"/>
+              <w:ind w:right="297"/>
+              <w:rPr>
+                <w:rFonts w:cs="Arial"/>
+                <w:b/>
+                <w:sz w:val="28"/>
+                <w:szCs w:val="28"/>
+              </w:rPr>
+            </w:pPr>
+            <w:r>
+              <w:rPr>
+                <w:rFonts w:cs="Arial"/>
+                <w:b/>
+                <w:sz w:val="28"/>
+                <w:szCs w:val="28"/>
+              </w:rPr>
+              <w:t xml:space="preserve">Krama Vaakyam No.– </w:t>
+            </w:r>
+            <w:r>
+              <w:rPr>
+                <w:rFonts w:cs="Arial"/>
+                <w:b/>
+                <w:sz w:val="28"/>
+                <w:szCs w:val="28"/>
+              </w:rPr>
+              <w:t>24,26,27</w:t>
+            </w:r>
+          </w:p>
+          <w:p>
+            <w:pPr>
+              <w:widowControl w:val="0"/>
+              <w:tabs>
+                <w:tab w:val="left" w:pos="993"/>
+              </w:tabs>
+              <w:autoSpaceDE w:val="0"/>
+              <w:autoSpaceDN w:val="0"/>
+              <w:adjustRightInd w:val="0"/>
+              <w:spacing w:before="0" w:line="252" w:lineRule="auto"/>
+              <w:ind w:right="297"/>
+              <w:rPr>
+                <w:rFonts w:cs="Arial"/>
+                <w:b/>
+                <w:sz w:val="28"/>
+                <w:szCs w:val="28"/>
+              </w:rPr>
+            </w:pPr>
+            <w:r>
+              <w:rPr>
+                <w:rFonts w:cs="Arial"/>
+                <w:b/>
+                <w:sz w:val="28"/>
+                <w:szCs w:val="28"/>
+              </w:rPr>
+              <w:t xml:space="preserve">Panchaati No. - </w:t>
+            </w:r>
+            <w:r>
+              <w:rPr>
+                <w:rFonts w:cs="Arial"/>
+                <w:b/>
+                <w:sz w:val="28"/>
+                <w:szCs w:val="28"/>
+              </w:rPr>
+              <w:t>1</w:t>
+            </w:r>
+            <w:r>
+              <w:rPr>
+                <w:rFonts w:cs="Arial"/>
+                <w:b/>
+                <w:sz w:val="28"/>
+                <w:szCs w:val="28"/>
+              </w:rPr>
+              <w:t>7</w:t>
+            </w:r>
+          </w:p>
+        </w:tc>
+        <w:tc>
+          <w:tcPr>
+            <w:tcW w:w="4738" w:type="dxa"/>
+          </w:tcPr>
+          <w:p>
+            <w:pPr>
+              <w:widowControl w:val="0"/>
+              <w:autoSpaceDE w:val="0"/>
+              <w:autoSpaceDN w:val="0"/>
+              <w:adjustRightInd w:val="0"/>
+              <w:spacing w:before="0" w:line="240" w:lineRule="auto"/>
+              <w:rPr>
+                <w:rFonts w:ascii="Latha" w:hAnsi="Latha" w:cs="Latha"/>
+                <w:sz w:val="28"/>
+                <w:szCs w:val="28"/>
+                <w:lang w:bidi="ta-IN"/>
+              </w:rPr>
+            </w:pPr>
+            <w:r>
+              <w:rPr>
+                <w:rFonts w:ascii="Latha" w:hAnsi="Latha" w:cs="Latha"/>
+                <w:sz w:val="28"/>
+                <w:szCs w:val="28"/>
+                <w:cs/>
+                <w:lang w:bidi="ta-IN"/>
+              </w:rPr>
+              <w:t>உ</w:t>
+            </w:r>
+            <w:r>
+              <w:rPr>
+                <w:rFonts w:ascii="BRH Tamil Tab Extra" w:hAnsi="BRH Tamil Tab Extra" w:cs="Latha"/>
+                <w:b/>
+                <w:sz w:val="32"/>
+                <w:szCs w:val="28"/>
+                <w:lang w:bidi="ta-IN"/>
+              </w:rPr>
+              <w:t>…</w:t>
+            </w:r>
+            <w:r>
+              <w:rPr>
+                <w:rFonts w:ascii="Latha" w:hAnsi="Latha" w:cs="Latha"/>
+                <w:sz w:val="28"/>
+                <w:szCs w:val="28"/>
+                <w:cs/>
+                <w:lang w:bidi="ta-IN"/>
+              </w:rPr>
+              <w:t>ப</w:t>
+            </w:r>
+            <w:r>
+              <w:rPr>
+                <w:rFonts w:ascii="BRH Tamil Tab Extra" w:hAnsi="BRH Tamil Tab Extra" w:cs="Latha"/>
+                <w:b/>
+                <w:sz w:val="32"/>
+                <w:szCs w:val="28"/>
+                <w:lang w:bidi="ta-IN"/>
+              </w:rPr>
+              <w:t>…</w:t>
+            </w:r>
+            <w:r>
+              <w:rPr>
+                <w:rFonts w:ascii="Latha" w:hAnsi="Latha" w:cs="Latha"/>
+                <w:sz w:val="28"/>
+                <w:szCs w:val="28"/>
+                <w:cs/>
+                <w:lang w:bidi="ta-IN"/>
+              </w:rPr>
+              <w:t>ஶயே</w:t>
+            </w:r>
+            <w:r>
+              <w:rPr>
+                <w:rFonts w:ascii="BRH Tamil Tab Extra" w:hAnsi="BRH Tamil Tab Extra" w:cs="Latha"/>
+                <w:b/>
+                <w:sz w:val="32"/>
+                <w:szCs w:val="28"/>
+                <w:lang w:bidi="ta-IN"/>
+              </w:rPr>
+              <w:t>…</w:t>
+            </w:r>
+            <w:r>
+              <w:rPr>
+                <w:rFonts w:ascii="Latha" w:hAnsi="Latha" w:cs="Latha"/>
+                <w:sz w:val="28"/>
+                <w:szCs w:val="28"/>
+                <w:lang w:bidi="ta-IN"/>
+              </w:rPr>
+              <w:t xml:space="preserve"> </w:t>
+            </w:r>
+            <w:r>
+              <w:rPr>
+                <w:rFonts w:ascii="Latha" w:hAnsi="Latha" w:cs="Latha"/>
+                <w:sz w:val="28"/>
+                <w:szCs w:val="28"/>
+                <w:cs/>
+                <w:lang w:bidi="ta-IN"/>
+              </w:rPr>
+              <w:t>ப்</w:t>
+            </w:r>
+            <w:r>
+              <w:rPr>
+                <w:rFonts w:ascii="Latha" w:hAnsi="Latha" w:cs="Latha"/>
+                <w:b/>
+                <w:bCs/>
+                <w:position w:val="-12"/>
+                <w:sz w:val="28"/>
+                <w:szCs w:val="28"/>
+                <w:cs/>
+                <w:lang w:bidi="ta-IN"/>
+              </w:rPr>
+              <w:t>4</w:t>
+            </w:r>
+            <w:r>
+              <w:rPr>
+                <w:rFonts w:ascii="Latha" w:hAnsi="Latha" w:cs="Latha"/>
+                <w:sz w:val="28"/>
+                <w:szCs w:val="28"/>
+                <w:cs/>
+                <w:lang w:bidi="ta-IN"/>
+              </w:rPr>
+              <w:t>ராத்</w:t>
+            </w:r>
+            <w:r>
+              <w:rPr>
+                <w:rFonts w:ascii="Latha" w:hAnsi="Latha" w:cs="Latha"/>
+                <w:b/>
+                <w:bCs/>
+                <w:i/>
+                <w:iCs/>
+                <w:sz w:val="28"/>
+                <w:szCs w:val="28"/>
+                <w:cs/>
+                <w:lang w:bidi="ta-IN"/>
+              </w:rPr>
+              <w:t>ரு</w:t>
+            </w:r>
+            <w:r>
+              <w:rPr>
+                <w:rFonts w:ascii="BRH Tamil Tab Extra" w:hAnsi="BRH Tamil Tab Extra" w:cs="Latha"/>
+                <w:b/>
+                <w:sz w:val="36"/>
+                <w:szCs w:val="28"/>
+                <w:lang w:bidi="ta-IN"/>
+              </w:rPr>
+              <w:t>†</w:t>
+            </w:r>
+            <w:r>
+              <w:rPr>
+                <w:rFonts w:ascii="Latha" w:hAnsi="Latha" w:cs="Latha"/>
+                <w:sz w:val="28"/>
+                <w:szCs w:val="28"/>
+                <w:cs/>
+                <w:lang w:bidi="ta-IN"/>
+              </w:rPr>
+              <w:t>வ்யாப</w:t>
+            </w:r>
+            <w:r>
+              <w:rPr>
+                <w:rFonts w:ascii="Latha" w:hAnsi="Latha" w:cs="Latha"/>
+                <w:sz w:val="28"/>
+                <w:szCs w:val="28"/>
+                <w:highlight w:val="yellow"/>
+                <w:cs/>
+                <w:lang w:bidi="ta-IN"/>
+              </w:rPr>
+              <w:t>னுத்யை</w:t>
+            </w:r>
+            <w:r>
+              <w:rPr>
+                <w:rFonts w:ascii="Latha" w:hAnsi="Latha" w:cs="Latha"/>
+                <w:sz w:val="28"/>
+                <w:szCs w:val="28"/>
+                <w:lang w:bidi="ta-IN"/>
+              </w:rPr>
+              <w:t xml:space="preserve"> |</w:t>
+            </w:r>
+          </w:p>
+          <w:p>
+            <w:pPr>
+              <w:widowControl w:val="0"/>
+              <w:autoSpaceDE w:val="0"/>
+              <w:autoSpaceDN w:val="0"/>
+              <w:adjustRightInd w:val="0"/>
+              <w:spacing w:before="0" w:line="240" w:lineRule="auto"/>
+              <w:rPr>
+                <w:rFonts w:ascii="Latha" w:hAnsi="Latha" w:cs="Latha"/>
+                <w:sz w:val="28"/>
+                <w:szCs w:val="28"/>
+                <w:lang w:bidi="ta-IN"/>
+              </w:rPr>
+            </w:pPr>
+            <w:r>
+              <w:rPr>
+                <w:rFonts w:ascii="Latha" w:hAnsi="Latha" w:cs="Latha"/>
+                <w:sz w:val="28"/>
+                <w:szCs w:val="28"/>
+                <w:cs/>
+                <w:lang w:bidi="ta-IN"/>
+              </w:rPr>
+              <w:t>ப்</w:t>
+            </w:r>
+            <w:r>
+              <w:rPr>
+                <w:rFonts w:ascii="Latha" w:hAnsi="Latha" w:cs="Latha"/>
+                <w:b/>
+                <w:bCs/>
+                <w:position w:val="-12"/>
+                <w:sz w:val="28"/>
+                <w:szCs w:val="28"/>
+                <w:cs/>
+                <w:lang w:bidi="ta-IN"/>
+              </w:rPr>
+              <w:t>4</w:t>
+            </w:r>
+            <w:r>
+              <w:rPr>
+                <w:rFonts w:ascii="Latha" w:hAnsi="Latha" w:cs="Latha"/>
+                <w:sz w:val="28"/>
+                <w:szCs w:val="28"/>
+                <w:cs/>
+                <w:lang w:bidi="ta-IN"/>
+              </w:rPr>
+              <w:t>ராத்</w:t>
+            </w:r>
+            <w:r>
+              <w:rPr>
+                <w:rFonts w:ascii="Latha" w:hAnsi="Latha" w:cs="Latha"/>
+                <w:b/>
+                <w:bCs/>
+                <w:i/>
+                <w:iCs/>
+                <w:sz w:val="28"/>
+                <w:szCs w:val="28"/>
+                <w:cs/>
+                <w:lang w:bidi="ta-IN"/>
+              </w:rPr>
+              <w:t>ரு</w:t>
+            </w:r>
+            <w:r>
+              <w:rPr>
+                <w:rFonts w:ascii="BRH Tamil Tab Extra" w:hAnsi="BRH Tamil Tab Extra" w:cs="Latha"/>
+                <w:b/>
+                <w:sz w:val="36"/>
+                <w:szCs w:val="28"/>
+                <w:lang w:bidi="ta-IN"/>
+              </w:rPr>
+              <w:t>†</w:t>
+            </w:r>
+            <w:r>
+              <w:rPr>
+                <w:rFonts w:ascii="Latha" w:hAnsi="Latha" w:cs="Latha"/>
+                <w:sz w:val="28"/>
+                <w:szCs w:val="28"/>
+                <w:cs/>
+                <w:lang w:bidi="ta-IN"/>
+              </w:rPr>
+              <w:t>வ்யாப</w:t>
+            </w:r>
+            <w:r>
+              <w:rPr>
+                <w:rFonts w:ascii="Latha" w:hAnsi="Latha" w:cs="Latha"/>
+                <w:sz w:val="28"/>
+                <w:szCs w:val="28"/>
+                <w:highlight w:val="yellow"/>
+                <w:cs/>
+                <w:lang w:bidi="ta-IN"/>
+              </w:rPr>
+              <w:t>னுத்யை</w:t>
+            </w:r>
+            <w:r>
+              <w:rPr>
+                <w:rFonts w:ascii="BRH Tamil Tab Extra" w:hAnsi="BRH Tamil Tab Extra" w:cs="Latha"/>
+                <w:b/>
+                <w:sz w:val="32"/>
+                <w:szCs w:val="28"/>
+                <w:lang w:bidi="ta-IN"/>
+              </w:rPr>
+              <w:t>…</w:t>
+            </w:r>
+            <w:r>
+              <w:rPr>
+                <w:rFonts w:ascii="Latha" w:hAnsi="Latha" w:cs="Latha"/>
+                <w:sz w:val="28"/>
+                <w:szCs w:val="28"/>
+                <w:lang w:bidi="ta-IN"/>
+              </w:rPr>
+              <w:t xml:space="preserve"> </w:t>
+            </w:r>
+            <w:r>
+              <w:rPr>
+                <w:rFonts w:ascii="Latha" w:hAnsi="Latha" w:cs="Latha"/>
+                <w:sz w:val="28"/>
+                <w:szCs w:val="28"/>
+                <w:cs/>
+                <w:lang w:bidi="ta-IN"/>
+              </w:rPr>
+              <w:t>ஸர்வே</w:t>
+            </w:r>
+            <w:r>
+              <w:rPr>
+                <w:rFonts w:ascii="BRH Tamil Tab Extra" w:hAnsi="BRH Tamil Tab Extra" w:cs="Latha"/>
+                <w:b/>
+                <w:sz w:val="36"/>
+                <w:szCs w:val="28"/>
+                <w:lang w:bidi="ta-IN"/>
+              </w:rPr>
+              <w:t>‡</w:t>
+            </w:r>
+            <w:r>
+              <w:rPr>
+                <w:rFonts w:ascii="Latha" w:hAnsi="Latha" w:cs="Latha"/>
+                <w:sz w:val="28"/>
+                <w:szCs w:val="28"/>
+                <w:lang w:bidi="ta-IN"/>
+              </w:rPr>
+              <w:t xml:space="preserve"> |</w:t>
+            </w:r>
+          </w:p>
+          <w:p>
+            <w:pPr>
+              <w:widowControl w:val="0"/>
+              <w:autoSpaceDE w:val="0"/>
+              <w:autoSpaceDN w:val="0"/>
+              <w:adjustRightInd w:val="0"/>
+              <w:spacing w:before="0" w:line="240" w:lineRule="auto"/>
+              <w:rPr>
+                <w:rFonts w:ascii="Latha" w:hAnsi="Latha" w:cs="Latha"/>
+                <w:sz w:val="28"/>
+                <w:szCs w:val="28"/>
+                <w:cs/>
+                <w:lang w:bidi="ta-IN"/>
+              </w:rPr>
+            </w:pPr>
+            <w:r>
+              <w:rPr>
+                <w:rFonts w:ascii="Latha" w:hAnsi="Latha" w:cs="Latha"/>
+                <w:sz w:val="28"/>
+                <w:szCs w:val="28"/>
+                <w:cs/>
+                <w:lang w:bidi="ta-IN"/>
+              </w:rPr>
+              <w:t>ப்</w:t>
+            </w:r>
+            <w:r>
+              <w:rPr>
+                <w:rFonts w:ascii="Latha" w:hAnsi="Latha" w:cs="Latha"/>
+                <w:b/>
+                <w:bCs/>
+                <w:position w:val="-12"/>
+                <w:sz w:val="28"/>
+                <w:szCs w:val="28"/>
+                <w:cs/>
+                <w:lang w:bidi="ta-IN"/>
+              </w:rPr>
+              <w:t>4</w:t>
+            </w:r>
+            <w:r>
+              <w:rPr>
+                <w:rFonts w:ascii="Latha" w:hAnsi="Latha" w:cs="Latha"/>
+                <w:sz w:val="28"/>
+                <w:szCs w:val="28"/>
+                <w:cs/>
+                <w:lang w:bidi="ta-IN"/>
+              </w:rPr>
+              <w:t>ராத்</w:t>
+            </w:r>
+            <w:r>
+              <w:rPr>
+                <w:rFonts w:ascii="Latha" w:hAnsi="Latha" w:cs="Latha"/>
+                <w:b/>
+                <w:bCs/>
+                <w:i/>
+                <w:iCs/>
+                <w:sz w:val="28"/>
+                <w:szCs w:val="28"/>
+                <w:cs/>
+                <w:lang w:bidi="ta-IN"/>
+              </w:rPr>
+              <w:t>ரு</w:t>
+            </w:r>
+            <w:r>
+              <w:rPr>
+                <w:rFonts w:ascii="BRH Tamil Tab Extra" w:hAnsi="BRH Tamil Tab Extra" w:cs="Latha"/>
+                <w:b/>
+                <w:sz w:val="36"/>
+                <w:szCs w:val="28"/>
+                <w:lang w:bidi="ta-IN"/>
+              </w:rPr>
+              <w:t>†</w:t>
+            </w:r>
+            <w:r>
+              <w:rPr>
+                <w:rFonts w:ascii="Latha" w:hAnsi="Latha" w:cs="Latha"/>
+                <w:sz w:val="28"/>
+                <w:szCs w:val="28"/>
+                <w:cs/>
+                <w:lang w:bidi="ta-IN"/>
+              </w:rPr>
+              <w:t>வ்யாபனு</w:t>
+            </w:r>
+            <w:r>
+              <w:rPr>
+                <w:rFonts w:ascii="Latha" w:hAnsi="Latha" w:cs="Latha"/>
+                <w:sz w:val="28"/>
+                <w:szCs w:val="28"/>
+                <w:highlight w:val="yellow"/>
+                <w:cs/>
+                <w:lang w:bidi="ta-IN"/>
+              </w:rPr>
+              <w:t>த்யா</w:t>
+            </w:r>
+            <w:r>
+              <w:rPr>
+                <w:rFonts w:ascii="BRH Tamil Tab Extra" w:hAnsi="BRH Tamil Tab Extra" w:cs="Latha"/>
+                <w:b/>
+                <w:sz w:val="32"/>
+                <w:szCs w:val="28"/>
+                <w:lang w:bidi="ta-IN"/>
+              </w:rPr>
+              <w:t>…</w:t>
+            </w:r>
+            <w:r>
+              <w:rPr>
+                <w:rFonts w:ascii="Latha" w:hAnsi="Latha" w:cs="Latha"/>
+                <w:sz w:val="28"/>
+                <w:szCs w:val="28"/>
+                <w:lang w:bidi="ta-IN"/>
+              </w:rPr>
+              <w:t xml:space="preserve"> </w:t>
+            </w:r>
+            <w:r>
+              <w:rPr>
+                <w:rFonts w:ascii="Latha" w:hAnsi="Latha" w:cs="Latha"/>
+                <w:sz w:val="28"/>
+                <w:szCs w:val="28"/>
+                <w:cs/>
+                <w:lang w:bidi="ta-IN"/>
+              </w:rPr>
+              <w:t>இதி</w:t>
+            </w:r>
+            <w:r>
+              <w:rPr>
+                <w:rFonts w:ascii="BRH Tamil Tab Extra" w:hAnsi="BRH Tamil Tab Extra" w:cs="Latha"/>
+                <w:b/>
+                <w:sz w:val="32"/>
+                <w:szCs w:val="28"/>
+                <w:lang w:bidi="ta-IN"/>
+              </w:rPr>
+              <w:t>…</w:t>
+            </w:r>
+            <w:r>
+              <w:rPr>
+                <w:rFonts w:ascii="Latha" w:hAnsi="Latha" w:cs="Latha"/>
+                <w:sz w:val="28"/>
+                <w:szCs w:val="28"/>
+                <w:lang w:bidi="ta-IN"/>
+              </w:rPr>
+              <w:t xml:space="preserve"> </w:t>
+            </w:r>
+            <w:r>
+              <w:rPr>
+                <w:rFonts w:ascii="Latha" w:hAnsi="Latha" w:cs="Latha"/>
+                <w:sz w:val="28"/>
+                <w:szCs w:val="28"/>
+                <w:cs/>
+                <w:lang w:bidi="ta-IN"/>
+              </w:rPr>
+              <w:t>ப்</w:t>
+            </w:r>
+            <w:r>
+              <w:rPr>
+                <w:rFonts w:ascii="Latha" w:hAnsi="Latha" w:cs="Latha"/>
+                <w:b/>
+                <w:bCs/>
+                <w:position w:val="-12"/>
+                <w:sz w:val="28"/>
+                <w:szCs w:val="28"/>
+                <w:cs/>
+                <w:lang w:bidi="ta-IN"/>
+              </w:rPr>
+              <w:t>4</w:t>
+            </w:r>
+            <w:r>
+              <w:rPr>
+                <w:rFonts w:ascii="Latha" w:hAnsi="Latha" w:cs="Latha"/>
+                <w:sz w:val="28"/>
+                <w:szCs w:val="28"/>
+                <w:cs/>
+                <w:lang w:bidi="ta-IN"/>
+              </w:rPr>
+              <w:t>ராத்</w:t>
+            </w:r>
+            <w:r>
+              <w:rPr>
+                <w:rFonts w:ascii="Latha" w:hAnsi="Latha" w:cs="Latha"/>
+                <w:b/>
+                <w:bCs/>
+                <w:i/>
+                <w:iCs/>
+                <w:sz w:val="28"/>
+                <w:szCs w:val="28"/>
+                <w:cs/>
+                <w:lang w:bidi="ta-IN"/>
+              </w:rPr>
+              <w:t>ரு</w:t>
+            </w:r>
+            <w:r>
+              <w:rPr>
+                <w:rFonts w:ascii="BRH Tamil Tab Extra" w:hAnsi="BRH Tamil Tab Extra" w:cs="Latha"/>
+                <w:b/>
+                <w:sz w:val="36"/>
+                <w:szCs w:val="28"/>
+                <w:lang w:bidi="ta-IN"/>
+              </w:rPr>
+              <w:t>†</w:t>
+            </w:r>
+            <w:r>
+              <w:rPr>
+                <w:rFonts w:ascii="Latha" w:hAnsi="Latha" w:cs="Latha"/>
+                <w:sz w:val="28"/>
+                <w:szCs w:val="28"/>
+                <w:cs/>
+                <w:lang w:bidi="ta-IN"/>
+              </w:rPr>
+              <w:t>வ்ய</w:t>
+            </w:r>
+            <w:r>
+              <w:rPr>
+                <w:rFonts w:ascii="Latha" w:hAnsi="Latha" w:cs="Latha"/>
+                <w:sz w:val="28"/>
+                <w:szCs w:val="28"/>
+                <w:lang w:bidi="ta-IN"/>
+              </w:rPr>
+              <w:t xml:space="preserve"> - </w:t>
+            </w:r>
+            <w:r>
+              <w:rPr>
+                <w:rFonts w:ascii="Latha" w:hAnsi="Latha" w:cs="Latha"/>
+                <w:sz w:val="28"/>
+                <w:szCs w:val="28"/>
+                <w:cs/>
+                <w:lang w:bidi="ta-IN"/>
+              </w:rPr>
+              <w:t>அ</w:t>
+            </w:r>
+            <w:r>
+              <w:rPr>
+                <w:rFonts w:ascii="BRH Tamil Tab Extra" w:hAnsi="BRH Tamil Tab Extra" w:cs="Latha"/>
+                <w:b/>
+                <w:sz w:val="32"/>
+                <w:szCs w:val="28"/>
+                <w:lang w:bidi="ta-IN"/>
+              </w:rPr>
+              <w:t>…</w:t>
+            </w:r>
+            <w:r>
+              <w:rPr>
+                <w:rFonts w:ascii="Latha" w:hAnsi="Latha" w:cs="Latha"/>
+                <w:sz w:val="28"/>
+                <w:szCs w:val="28"/>
+                <w:cs/>
+                <w:lang w:bidi="ta-IN"/>
+              </w:rPr>
+              <w:t>ப</w:t>
+            </w:r>
+            <w:r>
+              <w:rPr>
+                <w:rFonts w:ascii="BRH Tamil Tab Extra" w:hAnsi="BRH Tamil Tab Extra" w:cs="Latha"/>
+                <w:b/>
+                <w:sz w:val="32"/>
+                <w:szCs w:val="28"/>
+                <w:lang w:bidi="ta-IN"/>
+              </w:rPr>
+              <w:t>…</w:t>
+            </w:r>
+            <w:r>
+              <w:rPr>
+                <w:rFonts w:ascii="Latha" w:hAnsi="Latha" w:cs="Latha"/>
+                <w:sz w:val="28"/>
+                <w:szCs w:val="28"/>
+                <w:cs/>
+                <w:lang w:bidi="ta-IN"/>
+              </w:rPr>
+              <w:t>னு</w:t>
+            </w:r>
+            <w:r>
+              <w:rPr>
+                <w:rFonts w:ascii="BRH Tamil Tab Extra" w:hAnsi="BRH Tamil Tab Extra" w:cs="Latha"/>
+                <w:b/>
+                <w:sz w:val="32"/>
+                <w:szCs w:val="28"/>
+                <w:lang w:bidi="ta-IN"/>
+              </w:rPr>
+              <w:t>…</w:t>
+            </w:r>
+            <w:r>
+              <w:rPr>
+                <w:rFonts w:ascii="Latha" w:hAnsi="Latha" w:cs="Latha"/>
+                <w:sz w:val="28"/>
+                <w:szCs w:val="28"/>
+                <w:highlight w:val="yellow"/>
+                <w:cs/>
+                <w:lang w:bidi="ta-IN"/>
+              </w:rPr>
+              <w:t>த்யை</w:t>
+            </w:r>
+            <w:r>
+              <w:rPr>
+                <w:rFonts w:ascii="BRH Tamil Tab Extra" w:hAnsi="BRH Tamil Tab Extra" w:cs="Latha"/>
+                <w:b/>
+                <w:sz w:val="32"/>
+                <w:szCs w:val="28"/>
+                <w:lang w:bidi="ta-IN"/>
+              </w:rPr>
+              <w:t>…</w:t>
+            </w:r>
+            <w:r>
+              <w:rPr>
+                <w:rFonts w:ascii="Latha" w:hAnsi="Latha" w:cs="Latha"/>
+                <w:sz w:val="28"/>
+                <w:szCs w:val="28"/>
+                <w:lang w:bidi="ta-IN"/>
+              </w:rPr>
+              <w:t xml:space="preserve"> |</w:t>
+            </w:r>
+          </w:p>
+        </w:tc>
+        <w:tc>
+          <w:tcPr>
+            <w:tcW w:w="5220" w:type="dxa"/>
+          </w:tcPr>
+          <w:p>
+            <w:pPr>
+              <w:widowControl w:val="0"/>
+              <w:autoSpaceDE w:val="0"/>
+              <w:autoSpaceDN w:val="0"/>
+              <w:adjustRightInd w:val="0"/>
+              <w:spacing w:before="0" w:line="240" w:lineRule="auto"/>
+              <w:rPr>
+                <w:rFonts w:ascii="Latha" w:hAnsi="Latha" w:cs="Latha"/>
+                <w:sz w:val="28"/>
+                <w:szCs w:val="28"/>
+                <w:lang w:bidi="ta-IN"/>
+              </w:rPr>
+            </w:pPr>
+            <w:r>
+              <w:rPr>
+                <w:rFonts w:ascii="Latha" w:hAnsi="Latha" w:cs="Latha"/>
+                <w:sz w:val="28"/>
+                <w:szCs w:val="28"/>
+                <w:cs/>
+                <w:lang w:bidi="ta-IN"/>
+              </w:rPr>
+              <w:t>உ</w:t>
+            </w:r>
+            <w:r>
+              <w:rPr>
+                <w:rFonts w:ascii="BRH Tamil Tab Extra" w:hAnsi="BRH Tamil Tab Extra" w:cs="Latha"/>
+                <w:b/>
+                <w:sz w:val="32"/>
+                <w:szCs w:val="28"/>
+                <w:lang w:bidi="ta-IN"/>
+              </w:rPr>
+              <w:t>…</w:t>
+            </w:r>
+            <w:r>
+              <w:rPr>
+                <w:rFonts w:ascii="Latha" w:hAnsi="Latha" w:cs="Latha"/>
+                <w:sz w:val="28"/>
+                <w:szCs w:val="28"/>
+                <w:cs/>
+                <w:lang w:bidi="ta-IN"/>
+              </w:rPr>
+              <w:t>ப</w:t>
+            </w:r>
+            <w:r>
+              <w:rPr>
+                <w:rFonts w:ascii="BRH Tamil Tab Extra" w:hAnsi="BRH Tamil Tab Extra" w:cs="Latha"/>
+                <w:b/>
+                <w:sz w:val="32"/>
+                <w:szCs w:val="28"/>
+                <w:lang w:bidi="ta-IN"/>
+              </w:rPr>
+              <w:t>…</w:t>
+            </w:r>
+            <w:r>
+              <w:rPr>
+                <w:rFonts w:ascii="Latha" w:hAnsi="Latha" w:cs="Latha"/>
+                <w:sz w:val="28"/>
+                <w:szCs w:val="28"/>
+                <w:cs/>
+                <w:lang w:bidi="ta-IN"/>
+              </w:rPr>
+              <w:t>ஶயே</w:t>
+            </w:r>
+            <w:r>
+              <w:rPr>
+                <w:rFonts w:ascii="BRH Tamil Tab Extra" w:hAnsi="BRH Tamil Tab Extra" w:cs="Latha"/>
+                <w:b/>
+                <w:sz w:val="32"/>
+                <w:szCs w:val="28"/>
+                <w:lang w:bidi="ta-IN"/>
+              </w:rPr>
+              <w:t>…</w:t>
+            </w:r>
+            <w:r>
+              <w:rPr>
+                <w:rFonts w:ascii="Latha" w:hAnsi="Latha" w:cs="Latha"/>
+                <w:sz w:val="28"/>
+                <w:szCs w:val="28"/>
+                <w:lang w:bidi="ta-IN"/>
+              </w:rPr>
+              <w:t xml:space="preserve"> </w:t>
+            </w:r>
+            <w:r>
+              <w:rPr>
+                <w:rFonts w:ascii="Latha" w:hAnsi="Latha" w:cs="Latha"/>
+                <w:sz w:val="28"/>
+                <w:szCs w:val="28"/>
+                <w:cs/>
+                <w:lang w:bidi="ta-IN"/>
+              </w:rPr>
+              <w:t>ப்</w:t>
+            </w:r>
+            <w:r>
+              <w:rPr>
+                <w:rFonts w:ascii="Latha" w:hAnsi="Latha" w:cs="Latha"/>
+                <w:b/>
+                <w:bCs/>
+                <w:position w:val="-12"/>
+                <w:sz w:val="28"/>
+                <w:szCs w:val="28"/>
+                <w:cs/>
+                <w:lang w:bidi="ta-IN"/>
+              </w:rPr>
+              <w:t>4</w:t>
+            </w:r>
+            <w:r>
+              <w:rPr>
+                <w:rFonts w:ascii="Latha" w:hAnsi="Latha" w:cs="Latha"/>
+                <w:sz w:val="28"/>
+                <w:szCs w:val="28"/>
+                <w:cs/>
+                <w:lang w:bidi="ta-IN"/>
+              </w:rPr>
+              <w:t>ராத்</w:t>
+            </w:r>
+            <w:r>
+              <w:rPr>
+                <w:rFonts w:ascii="Latha" w:hAnsi="Latha" w:cs="Latha"/>
+                <w:b/>
+                <w:bCs/>
+                <w:i/>
+                <w:iCs/>
+                <w:sz w:val="28"/>
+                <w:szCs w:val="28"/>
+                <w:cs/>
+                <w:lang w:bidi="ta-IN"/>
+              </w:rPr>
+              <w:t>ரு</w:t>
+            </w:r>
+            <w:r>
+              <w:rPr>
+                <w:rFonts w:ascii="BRH Tamil Tab Extra" w:hAnsi="BRH Tamil Tab Extra" w:cs="Latha"/>
+                <w:b/>
+                <w:sz w:val="36"/>
+                <w:szCs w:val="28"/>
+                <w:lang w:bidi="ta-IN"/>
+              </w:rPr>
+              <w:t>†</w:t>
+            </w:r>
+            <w:r>
+              <w:rPr>
+                <w:rFonts w:ascii="Latha" w:hAnsi="Latha" w:cs="Latha"/>
+                <w:sz w:val="28"/>
+                <w:szCs w:val="28"/>
+                <w:cs/>
+                <w:lang w:bidi="ta-IN"/>
+              </w:rPr>
+              <w:t>வ்யாப</w:t>
+            </w:r>
+            <w:r>
+              <w:rPr>
+                <w:rFonts w:ascii="Latha" w:hAnsi="Latha" w:cs="Latha"/>
+                <w:sz w:val="28"/>
+                <w:szCs w:val="28"/>
+                <w:highlight w:val="green"/>
+                <w:cs/>
+                <w:lang w:bidi="ta-IN"/>
+              </w:rPr>
+              <w:t>னுத்த்யை</w:t>
+            </w:r>
+            <w:r>
+              <w:rPr>
+                <w:rFonts w:ascii="Latha" w:hAnsi="Latha" w:cs="Latha"/>
+                <w:sz w:val="28"/>
+                <w:szCs w:val="28"/>
+                <w:lang w:bidi="ta-IN"/>
+              </w:rPr>
+              <w:t xml:space="preserve"> |</w:t>
+            </w:r>
+          </w:p>
+          <w:p>
+            <w:pPr>
+              <w:widowControl w:val="0"/>
+              <w:autoSpaceDE w:val="0"/>
+              <w:autoSpaceDN w:val="0"/>
+              <w:adjustRightInd w:val="0"/>
+              <w:spacing w:before="0" w:line="240" w:lineRule="auto"/>
+              <w:rPr>
+                <w:rFonts w:ascii="Latha" w:hAnsi="Latha" w:cs="Latha"/>
+                <w:sz w:val="28"/>
+                <w:szCs w:val="28"/>
+                <w:lang w:bidi="ta-IN"/>
+              </w:rPr>
+            </w:pPr>
+            <w:r>
+              <w:rPr>
+                <w:rFonts w:ascii="Latha" w:hAnsi="Latha" w:cs="Latha"/>
+                <w:sz w:val="28"/>
+                <w:szCs w:val="28"/>
+                <w:cs/>
+                <w:lang w:bidi="ta-IN"/>
+              </w:rPr>
+              <w:t>ப்</w:t>
+            </w:r>
+            <w:r>
+              <w:rPr>
+                <w:rFonts w:ascii="Latha" w:hAnsi="Latha" w:cs="Latha"/>
+                <w:b/>
+                <w:bCs/>
+                <w:position w:val="-12"/>
+                <w:sz w:val="28"/>
+                <w:szCs w:val="28"/>
+                <w:cs/>
+                <w:lang w:bidi="ta-IN"/>
+              </w:rPr>
+              <w:t>4</w:t>
+            </w:r>
+            <w:r>
+              <w:rPr>
+                <w:rFonts w:ascii="Latha" w:hAnsi="Latha" w:cs="Latha"/>
+                <w:sz w:val="28"/>
+                <w:szCs w:val="28"/>
+                <w:cs/>
+                <w:lang w:bidi="ta-IN"/>
+              </w:rPr>
+              <w:t>ராத்</w:t>
+            </w:r>
+            <w:r>
+              <w:rPr>
+                <w:rFonts w:ascii="Latha" w:hAnsi="Latha" w:cs="Latha"/>
+                <w:b/>
+                <w:bCs/>
+                <w:i/>
+                <w:iCs/>
+                <w:sz w:val="28"/>
+                <w:szCs w:val="28"/>
+                <w:cs/>
+                <w:lang w:bidi="ta-IN"/>
+              </w:rPr>
+              <w:t>ரு</w:t>
+            </w:r>
+            <w:r>
+              <w:rPr>
+                <w:rFonts w:ascii="BRH Tamil Tab Extra" w:hAnsi="BRH Tamil Tab Extra" w:cs="Latha"/>
+                <w:b/>
+                <w:sz w:val="36"/>
+                <w:szCs w:val="28"/>
+                <w:lang w:bidi="ta-IN"/>
+              </w:rPr>
+              <w:t>†</w:t>
+            </w:r>
+            <w:r>
+              <w:rPr>
+                <w:rFonts w:ascii="Latha" w:hAnsi="Latha" w:cs="Latha"/>
+                <w:sz w:val="28"/>
+                <w:szCs w:val="28"/>
+                <w:cs/>
+                <w:lang w:bidi="ta-IN"/>
+              </w:rPr>
+              <w:t>வ்யாபனு</w:t>
+            </w:r>
+            <w:r>
+              <w:rPr>
+                <w:rFonts w:ascii="Latha" w:hAnsi="Latha" w:cs="Latha"/>
+                <w:sz w:val="28"/>
+                <w:szCs w:val="28"/>
+                <w:highlight w:val="green"/>
+                <w:cs/>
+                <w:lang w:bidi="ta-IN"/>
+              </w:rPr>
+              <w:t>த்த்யை</w:t>
+            </w:r>
+            <w:r>
+              <w:rPr>
+                <w:rFonts w:ascii="BRH Tamil Tab Extra" w:hAnsi="BRH Tamil Tab Extra" w:cs="Latha"/>
+                <w:b/>
+                <w:sz w:val="32"/>
+                <w:szCs w:val="28"/>
+                <w:lang w:bidi="ta-IN"/>
+              </w:rPr>
+              <w:t>…</w:t>
+            </w:r>
+            <w:r>
+              <w:rPr>
+                <w:rFonts w:ascii="Latha" w:hAnsi="Latha" w:cs="Latha"/>
+                <w:sz w:val="28"/>
+                <w:szCs w:val="28"/>
+                <w:lang w:bidi="ta-IN"/>
+              </w:rPr>
+              <w:t xml:space="preserve"> </w:t>
+            </w:r>
+            <w:r>
+              <w:rPr>
+                <w:rFonts w:ascii="Latha" w:hAnsi="Latha" w:cs="Latha"/>
+                <w:sz w:val="28"/>
+                <w:szCs w:val="28"/>
+                <w:cs/>
+                <w:lang w:bidi="ta-IN"/>
+              </w:rPr>
+              <w:t>ஸர்வே</w:t>
+            </w:r>
+            <w:r>
+              <w:rPr>
+                <w:rFonts w:ascii="BRH Tamil Tab Extra" w:hAnsi="BRH Tamil Tab Extra" w:cs="Latha"/>
+                <w:b/>
+                <w:sz w:val="36"/>
+                <w:szCs w:val="28"/>
+                <w:lang w:bidi="ta-IN"/>
+              </w:rPr>
+              <w:t>‡</w:t>
+            </w:r>
+            <w:r>
+              <w:rPr>
+                <w:rFonts w:ascii="Latha" w:hAnsi="Latha" w:cs="Latha"/>
+                <w:sz w:val="28"/>
+                <w:szCs w:val="28"/>
+                <w:lang w:bidi="ta-IN"/>
+              </w:rPr>
+              <w:t xml:space="preserve"> |</w:t>
+            </w:r>
+          </w:p>
+          <w:p>
+            <w:pPr>
+              <w:widowControl w:val="0"/>
+              <w:autoSpaceDE w:val="0"/>
+              <w:autoSpaceDN w:val="0"/>
+              <w:adjustRightInd w:val="0"/>
+              <w:spacing w:before="0" w:line="240" w:lineRule="auto"/>
+              <w:rPr>
+                <w:rFonts w:ascii="Latha" w:hAnsi="Latha" w:cs="Latha"/>
+                <w:sz w:val="28"/>
+                <w:szCs w:val="28"/>
+                <w:cs/>
+                <w:lang w:bidi="ta-IN"/>
+              </w:rPr>
+            </w:pPr>
+            <w:r>
+              <w:rPr>
+                <w:rFonts w:ascii="Latha" w:hAnsi="Latha" w:cs="Latha"/>
+                <w:sz w:val="28"/>
+                <w:szCs w:val="28"/>
+                <w:cs/>
+                <w:lang w:bidi="ta-IN"/>
+              </w:rPr>
+              <w:t>ப்</w:t>
+            </w:r>
+            <w:r>
+              <w:rPr>
+                <w:rFonts w:ascii="Latha" w:hAnsi="Latha" w:cs="Latha"/>
+                <w:b/>
+                <w:bCs/>
+                <w:position w:val="-12"/>
+                <w:sz w:val="28"/>
+                <w:szCs w:val="28"/>
+                <w:cs/>
+                <w:lang w:bidi="ta-IN"/>
+              </w:rPr>
+              <w:t>4</w:t>
+            </w:r>
+            <w:r>
+              <w:rPr>
+                <w:rFonts w:ascii="Latha" w:hAnsi="Latha" w:cs="Latha"/>
+                <w:sz w:val="28"/>
+                <w:szCs w:val="28"/>
+                <w:cs/>
+                <w:lang w:bidi="ta-IN"/>
+              </w:rPr>
+              <w:t>ராத்</w:t>
+            </w:r>
+            <w:r>
+              <w:rPr>
+                <w:rFonts w:ascii="Latha" w:hAnsi="Latha" w:cs="Latha"/>
+                <w:b/>
+                <w:bCs/>
+                <w:i/>
+                <w:iCs/>
+                <w:sz w:val="28"/>
+                <w:szCs w:val="28"/>
+                <w:cs/>
+                <w:lang w:bidi="ta-IN"/>
+              </w:rPr>
+              <w:t>ரு</w:t>
+            </w:r>
+            <w:r>
+              <w:rPr>
+                <w:rFonts w:ascii="BRH Tamil Tab Extra" w:hAnsi="BRH Tamil Tab Extra" w:cs="Latha"/>
+                <w:b/>
+                <w:sz w:val="36"/>
+                <w:szCs w:val="28"/>
+                <w:lang w:bidi="ta-IN"/>
+              </w:rPr>
+              <w:t>†</w:t>
+            </w:r>
+            <w:r>
+              <w:rPr>
+                <w:rFonts w:ascii="Latha" w:hAnsi="Latha" w:cs="Latha"/>
+                <w:sz w:val="28"/>
+                <w:szCs w:val="28"/>
+                <w:cs/>
+                <w:lang w:bidi="ta-IN"/>
+              </w:rPr>
+              <w:t>வ்யாபனு</w:t>
+            </w:r>
+            <w:r>
+              <w:rPr>
+                <w:rFonts w:ascii="Latha" w:hAnsi="Latha" w:cs="Latha"/>
+                <w:sz w:val="28"/>
+                <w:szCs w:val="28"/>
+                <w:highlight w:val="green"/>
+                <w:cs/>
+                <w:lang w:bidi="ta-IN"/>
+              </w:rPr>
+              <w:t>த்த்யா</w:t>
+            </w:r>
+            <w:r>
+              <w:rPr>
+                <w:rFonts w:ascii="BRH Tamil Tab Extra" w:hAnsi="BRH Tamil Tab Extra" w:cs="Latha"/>
+                <w:b/>
+                <w:sz w:val="32"/>
+                <w:szCs w:val="28"/>
+                <w:lang w:bidi="ta-IN"/>
+              </w:rPr>
+              <w:t>…</w:t>
+            </w:r>
+            <w:r>
+              <w:rPr>
+                <w:rFonts w:ascii="Latha" w:hAnsi="Latha" w:cs="Latha"/>
+                <w:sz w:val="28"/>
+                <w:szCs w:val="28"/>
+                <w:lang w:bidi="ta-IN"/>
+              </w:rPr>
+              <w:t xml:space="preserve"> </w:t>
+            </w:r>
+            <w:r>
+              <w:rPr>
+                <w:rFonts w:ascii="Latha" w:hAnsi="Latha" w:cs="Latha"/>
+                <w:sz w:val="28"/>
+                <w:szCs w:val="28"/>
+                <w:cs/>
+                <w:lang w:bidi="ta-IN"/>
+              </w:rPr>
+              <w:t>இதி</w:t>
+            </w:r>
+            <w:r>
+              <w:rPr>
+                <w:rFonts w:ascii="BRH Tamil Tab Extra" w:hAnsi="BRH Tamil Tab Extra" w:cs="Latha"/>
+                <w:b/>
+                <w:sz w:val="32"/>
+                <w:szCs w:val="28"/>
+                <w:lang w:bidi="ta-IN"/>
+              </w:rPr>
+              <w:t>…</w:t>
+            </w:r>
+            <w:r>
+              <w:rPr>
+                <w:rFonts w:ascii="Latha" w:hAnsi="Latha" w:cs="Latha"/>
+                <w:sz w:val="28"/>
+                <w:szCs w:val="28"/>
+                <w:lang w:bidi="ta-IN"/>
+              </w:rPr>
+              <w:t xml:space="preserve"> </w:t>
+            </w:r>
+            <w:r>
+              <w:rPr>
+                <w:rFonts w:ascii="Latha" w:hAnsi="Latha" w:cs="Latha"/>
+                <w:sz w:val="28"/>
+                <w:szCs w:val="28"/>
+                <w:cs/>
+                <w:lang w:bidi="ta-IN"/>
+              </w:rPr>
+              <w:t>ப்</w:t>
+            </w:r>
+            <w:r>
+              <w:rPr>
+                <w:rFonts w:ascii="Latha" w:hAnsi="Latha" w:cs="Latha"/>
+                <w:b/>
+                <w:bCs/>
+                <w:position w:val="-12"/>
+                <w:sz w:val="28"/>
+                <w:szCs w:val="28"/>
+                <w:cs/>
+                <w:lang w:bidi="ta-IN"/>
+              </w:rPr>
+              <w:t>4</w:t>
+            </w:r>
+            <w:r>
+              <w:rPr>
+                <w:rFonts w:ascii="Latha" w:hAnsi="Latha" w:cs="Latha"/>
+                <w:sz w:val="28"/>
+                <w:szCs w:val="28"/>
+                <w:cs/>
+                <w:lang w:bidi="ta-IN"/>
+              </w:rPr>
+              <w:t>ராத்</w:t>
+            </w:r>
+            <w:r>
+              <w:rPr>
+                <w:rFonts w:ascii="Latha" w:hAnsi="Latha" w:cs="Latha"/>
+                <w:b/>
+                <w:bCs/>
+                <w:i/>
+                <w:iCs/>
+                <w:sz w:val="28"/>
+                <w:szCs w:val="28"/>
+                <w:cs/>
+                <w:lang w:bidi="ta-IN"/>
+              </w:rPr>
+              <w:t>ரு</w:t>
+            </w:r>
+            <w:r>
+              <w:rPr>
+                <w:rFonts w:ascii="BRH Tamil Tab Extra" w:hAnsi="BRH Tamil Tab Extra" w:cs="Latha"/>
+                <w:b/>
+                <w:sz w:val="36"/>
+                <w:szCs w:val="28"/>
+                <w:lang w:bidi="ta-IN"/>
+              </w:rPr>
+              <w:t>†</w:t>
+            </w:r>
+            <w:r>
+              <w:rPr>
+                <w:rFonts w:ascii="Latha" w:hAnsi="Latha" w:cs="Latha"/>
+                <w:sz w:val="28"/>
+                <w:szCs w:val="28"/>
+                <w:cs/>
+                <w:lang w:bidi="ta-IN"/>
+              </w:rPr>
+              <w:t>வ்ய</w:t>
+            </w:r>
+            <w:r>
+              <w:rPr>
+                <w:rFonts w:ascii="Latha" w:hAnsi="Latha" w:cs="Latha"/>
+                <w:sz w:val="28"/>
+                <w:szCs w:val="28"/>
+                <w:lang w:bidi="ta-IN"/>
+              </w:rPr>
+              <w:t xml:space="preserve"> - </w:t>
+            </w:r>
+            <w:r>
+              <w:rPr>
+                <w:rFonts w:ascii="Latha" w:hAnsi="Latha" w:cs="Latha"/>
+                <w:sz w:val="28"/>
+                <w:szCs w:val="28"/>
+                <w:cs/>
+                <w:lang w:bidi="ta-IN"/>
+              </w:rPr>
+              <w:t>அ</w:t>
+            </w:r>
+            <w:r>
+              <w:rPr>
+                <w:rFonts w:ascii="BRH Tamil Tab Extra" w:hAnsi="BRH Tamil Tab Extra" w:cs="Latha"/>
+                <w:b/>
+                <w:sz w:val="32"/>
+                <w:szCs w:val="28"/>
+                <w:lang w:bidi="ta-IN"/>
+              </w:rPr>
+              <w:t>…</w:t>
+            </w:r>
+            <w:r>
+              <w:rPr>
+                <w:rFonts w:ascii="Latha" w:hAnsi="Latha" w:cs="Latha"/>
+                <w:sz w:val="28"/>
+                <w:szCs w:val="28"/>
+                <w:cs/>
+                <w:lang w:bidi="ta-IN"/>
+              </w:rPr>
+              <w:t>ப</w:t>
+            </w:r>
+            <w:r>
+              <w:rPr>
+                <w:rFonts w:ascii="BRH Tamil Tab Extra" w:hAnsi="BRH Tamil Tab Extra" w:cs="Latha"/>
+                <w:b/>
+                <w:sz w:val="32"/>
+                <w:szCs w:val="28"/>
+                <w:lang w:bidi="ta-IN"/>
+              </w:rPr>
+              <w:t>…</w:t>
+            </w:r>
+            <w:r>
+              <w:rPr>
+                <w:rFonts w:ascii="Latha" w:hAnsi="Latha" w:cs="Latha"/>
+                <w:sz w:val="28"/>
+                <w:szCs w:val="28"/>
+                <w:cs/>
+                <w:lang w:bidi="ta-IN"/>
+              </w:rPr>
+              <w:t>னு</w:t>
+            </w:r>
+            <w:r>
+              <w:rPr>
+                <w:rFonts w:ascii="BRH Tamil Tab Extra" w:hAnsi="BRH Tamil Tab Extra" w:cs="Latha"/>
+                <w:b/>
+                <w:sz w:val="32"/>
+                <w:szCs w:val="28"/>
+                <w:lang w:bidi="ta-IN"/>
+              </w:rPr>
+              <w:t>…</w:t>
+            </w:r>
+            <w:r>
+              <w:rPr>
+                <w:rFonts w:ascii="Latha" w:hAnsi="Latha" w:cs="Latha"/>
+                <w:sz w:val="28"/>
+                <w:szCs w:val="28"/>
+                <w:highlight w:val="green"/>
+                <w:cs/>
+                <w:lang w:bidi="ta-IN"/>
+              </w:rPr>
+              <w:t>த்த்யை</w:t>
+            </w:r>
+            <w:r>
+              <w:rPr>
+                <w:rFonts w:ascii="BRH Tamil Tab Extra" w:hAnsi="BRH Tamil Tab Extra" w:cs="Latha"/>
+                <w:b/>
+                <w:sz w:val="32"/>
+                <w:szCs w:val="28"/>
+                <w:lang w:bidi="ta-IN"/>
+              </w:rPr>
+              <w:t>…</w:t>
+            </w:r>
+            <w:r>
+              <w:rPr>
+                <w:rFonts w:ascii="Latha" w:hAnsi="Latha" w:cs="Latha"/>
+                <w:sz w:val="28"/>
+                <w:szCs w:val="28"/>
+                <w:lang w:bidi="ta-IN"/>
+              </w:rPr>
+              <w:t xml:space="preserve"> |</w:t>
+            </w:r>
+          </w:p>
+        </w:tc>
+      </w:tr>
+    </w:tbl>
+    <w:p>
+      <w:pPr>
+        <w:jc w:val="center"/>
+        <w:rPr>
+          <w:b/>
+          <w:bCs/>
+          <w:sz w:val="32"/>
+          <w:szCs w:val="32"/>
+          <w:u w:val="single"/>
+        </w:rPr>
+      </w:pPr>
+      <w:r>
+        <w:rPr>
+          <w:b/>
+          <w:bCs/>
+          <w:sz w:val="32"/>
+          <w:szCs w:val="32"/>
+          <w:u w:val="single"/>
+        </w:rPr>
+        <w:t>==========</w:t>
+      </w:r>
+    </w:p>
+    <w:p>
+      <w:pPr>
+        <w:jc w:val="center"/>
+        <w:rPr>
+          <w:b/>
+          <w:bCs/>
+          <w:sz w:val="32"/>
+          <w:szCs w:val="32"/>
+          <w:u w:val="single"/>
+        </w:rPr>
+      </w:pPr>
+      <w:r>
+        <w:rPr>
+          <w:b/>
+          <w:bCs/>
+          <w:sz w:val="32"/>
+          <w:szCs w:val="32"/>
+          <w:u w:val="single"/>
+        </w:rPr>
+        <w:lastRenderedPageBreak/>
         <w:t xml:space="preserve">TS </w:t>
       </w:r>
       <w:r>
@@ -7731,16 +10739,7 @@
           <w:bCs/>
           <w:sz w:val="32"/>
         </w:rPr>
-        <w:t xml:space="preserve">replaced </w:t>
-      </w:r>
-      <w:proofErr w:type="gramStart"/>
-      <w:r>
-        <w:rPr>
-          <w:b/>
-          <w:bCs/>
-          <w:sz w:val="32"/>
-        </w:rPr>
-        <w:t>with</w:t>
+        <w:t>replaced with</w:t>
       </w:r>
       <w:r>
         <w:rPr>
@@ -7762,7 +10761,6 @@
         </w:rPr>
         <w:t>"</w:t>
       </w:r>
-      <w:proofErr w:type="gramEnd"/>
       <w:r>
         <w:rPr>
           <w:rFonts w:ascii="Latha" w:hAnsi="Latha" w:cs="Latha"/>
@@ -9088,7 +12086,7 @@
   <w:style w:type="paragraph" w:default="1" w:styleId="Normal">
     <w:name w:val="Normal"/>
     <w:qFormat/>
-    <w:rsid w:val="00076C05"/>
+    <w:rsid w:val="002B4C7C"/>
     <w:pPr>
       <w:spacing w:before="120" w:line="276" w:lineRule="auto"/>
     </w:pPr>

--- a/TS-Kramam/TS-6.6/TS 6.6 Tamil Krama Paatam Corrections.docx
+++ b/TS-Kramam/TS-6.6/TS 6.6 Tamil Krama Paatam Corrections.docx
@@ -137,14 +137,14 @@
         <w:tblLook w:val="04A0" w:firstRow="1" w:lastRow="0" w:firstColumn="1" w:lastColumn="0" w:noHBand="0" w:noVBand="1"/>
       </w:tblPr>
       <w:tblGrid>
-        <w:gridCol w:w="3877"/>
-        <w:gridCol w:w="4738"/>
+        <w:gridCol w:w="4189"/>
+        <w:gridCol w:w="4426"/>
         <w:gridCol w:w="5220"/>
       </w:tblGrid>
       <w:tr>
         <w:tc>
           <w:tcPr>
-            <w:tcW w:w="3877" w:type="dxa"/>
+            <w:tcW w:w="4189" w:type="dxa"/>
           </w:tcPr>
           <w:p>
             <w:pPr>
@@ -191,7 +191,7 @@
         </w:tc>
         <w:tc>
           <w:tcPr>
-            <w:tcW w:w="4738" w:type="dxa"/>
+            <w:tcW w:w="4426" w:type="dxa"/>
           </w:tcPr>
           <w:p>
             <w:pPr>
@@ -249,7 +249,7 @@
         </w:trPr>
         <w:tc>
           <w:tcPr>
-            <w:tcW w:w="3877" w:type="dxa"/>
+            <w:tcW w:w="4189" w:type="dxa"/>
           </w:tcPr>
           <w:p>
             <w:pPr>
@@ -392,7 +392,7 @@
         </w:tc>
         <w:tc>
           <w:tcPr>
-            <w:tcW w:w="4738" w:type="dxa"/>
+            <w:tcW w:w="4426" w:type="dxa"/>
           </w:tcPr>
           <w:p>
             <w:pPr>
@@ -864,7 +864,7 @@
         </w:trPr>
         <w:tc>
           <w:tcPr>
-            <w:tcW w:w="3877" w:type="dxa"/>
+            <w:tcW w:w="4189" w:type="dxa"/>
           </w:tcPr>
           <w:p>
             <w:pPr>
@@ -900,16 +900,7 @@
                 <w:sz w:val="28"/>
                 <w:szCs w:val="28"/>
               </w:rPr>
-              <w:t>3</w:t>
-            </w:r>
-            <w:r>
-              <w:rPr>
-                <w:rFonts w:cs="Arial"/>
-                <w:b/>
-                <w:sz w:val="28"/>
-                <w:szCs w:val="28"/>
-              </w:rPr>
-              <w:t>.4</w:t>
+              <w:t>3.4</w:t>
             </w:r>
             <w:r>
               <w:rPr>
@@ -955,25 +946,7 @@
                 <w:sz w:val="28"/>
                 <w:szCs w:val="28"/>
               </w:rPr>
-              <w:t>3</w:t>
-            </w:r>
-            <w:r>
-              <w:rPr>
-                <w:rFonts w:cs="Arial"/>
-                <w:b/>
-                <w:sz w:val="28"/>
-                <w:szCs w:val="28"/>
-              </w:rPr>
-              <w:t xml:space="preserve"> &amp; </w:t>
-            </w:r>
-            <w:r>
-              <w:rPr>
-                <w:rFonts w:cs="Arial"/>
-                <w:b/>
-                <w:sz w:val="28"/>
-                <w:szCs w:val="28"/>
-              </w:rPr>
-              <w:t>4</w:t>
+              <w:t>3 &amp; 4</w:t>
             </w:r>
           </w:p>
           <w:p>
@@ -1016,7 +989,7 @@
         </w:tc>
         <w:tc>
           <w:tcPr>
-            <w:tcW w:w="4738" w:type="dxa"/>
+            <w:tcW w:w="4426" w:type="dxa"/>
           </w:tcPr>
           <w:p>
             <w:pPr>
@@ -1594,7 +1567,7 @@
         </w:trPr>
         <w:tc>
           <w:tcPr>
-            <w:tcW w:w="3877" w:type="dxa"/>
+            <w:tcW w:w="4189" w:type="dxa"/>
           </w:tcPr>
           <w:p>
             <w:pPr>
@@ -1630,16 +1603,7 @@
                 <w:sz w:val="28"/>
                 <w:szCs w:val="28"/>
               </w:rPr>
-              <w:t>4</w:t>
-            </w:r>
-            <w:r>
-              <w:rPr>
-                <w:rFonts w:cs="Arial"/>
-                <w:b/>
-                <w:sz w:val="28"/>
-                <w:szCs w:val="28"/>
-              </w:rPr>
-              <w:t>.4</w:t>
+              <w:t>4.4</w:t>
             </w:r>
             <w:r>
               <w:rPr>
@@ -1722,22 +1686,13 @@
                 <w:sz w:val="28"/>
                 <w:szCs w:val="28"/>
               </w:rPr>
-              <w:t>1</w:t>
-            </w:r>
-            <w:r>
-              <w:rPr>
-                <w:rFonts w:cs="Arial"/>
-                <w:b/>
-                <w:sz w:val="28"/>
-                <w:szCs w:val="28"/>
-              </w:rPr>
-              <w:t>7</w:t>
+              <w:t>17</w:t>
             </w:r>
           </w:p>
         </w:tc>
         <w:tc>
           <w:tcPr>
-            <w:tcW w:w="4738" w:type="dxa"/>
+            <w:tcW w:w="4426" w:type="dxa"/>
           </w:tcPr>
           <w:p>
             <w:pPr>
@@ -3006,6 +2961,7 @@
           <w:szCs w:val="32"/>
           <w:u w:val="single"/>
         </w:rPr>
+        <w:lastRenderedPageBreak/>
         <w:t>==========</w:t>
       </w:r>
     </w:p>
@@ -3028,7 +2984,6 @@
           <w:szCs w:val="32"/>
           <w:u w:val="single"/>
         </w:rPr>
-        <w:lastRenderedPageBreak/>
         <w:t xml:space="preserve">TS </w:t>
       </w:r>
       <w:r>
@@ -5246,6 +5201,7 @@
                 <w:cs/>
                 <w:lang w:bidi="ta-IN"/>
               </w:rPr>
+              <w:lastRenderedPageBreak/>
               <w:t>ஜ்யோதி</w:t>
             </w:r>
             <w:r>
@@ -5325,6 +5281,7 @@
                 <w:cs/>
                 <w:lang w:bidi="ta-IN"/>
               </w:rPr>
+              <w:lastRenderedPageBreak/>
               <w:t>த</w:t>
             </w:r>
             <w:r>
@@ -5483,6 +5440,7 @@
                 <w:cs/>
                 <w:lang w:bidi="ta-IN"/>
               </w:rPr>
+              <w:lastRenderedPageBreak/>
               <w:t>ஜ்யோதி</w:t>
             </w:r>
             <w:r>
@@ -8837,6 +8795,7 @@
                 <w:sz w:val="28"/>
                 <w:szCs w:val="32"/>
               </w:rPr>
+              <w:lastRenderedPageBreak/>
               <w:t>T.S.6.6.8.3 – Kramam</w:t>
             </w:r>
           </w:p>
@@ -9360,7 +9319,6 @@
                 <w:sz w:val="28"/>
                 <w:szCs w:val="32"/>
               </w:rPr>
-              <w:lastRenderedPageBreak/>
               <w:t>T.S.</w:t>
             </w:r>
             <w:r>
@@ -10739,7 +10697,16 @@
           <w:bCs/>
           <w:sz w:val="32"/>
         </w:rPr>
-        <w:t>replaced with</w:t>
+        <w:t xml:space="preserve">replaced </w:t>
+      </w:r>
+      <w:proofErr w:type="gramStart"/>
+      <w:r>
+        <w:rPr>
+          <w:b/>
+          <w:bCs/>
+          <w:sz w:val="32"/>
+        </w:rPr>
+        <w:t>with</w:t>
       </w:r>
       <w:r>
         <w:rPr>
@@ -10761,6 +10728,7 @@
         </w:rPr>
         <w:t>"</w:t>
       </w:r>
+      <w:proofErr w:type="gramEnd"/>
       <w:r>
         <w:rPr>
           <w:rFonts w:ascii="Latha" w:hAnsi="Latha" w:cs="Latha"/>
